--- a/Устав/_документы/СТ по ВНД.docx
+++ b/Устав/_документы/СТ по ВНД.docx
@@ -53,10 +53,10 @@
         <w:tblLook w:val="04A0" w:firstRow="1" w:lastRow="0" w:firstColumn="1" w:lastColumn="0" w:noHBand="0" w:noVBand="1"/>
       </w:tblPr>
       <w:tblGrid>
-        <w:gridCol w:w="1010"/>
-        <w:gridCol w:w="4445"/>
-        <w:gridCol w:w="5011"/>
-        <w:gridCol w:w="4094"/>
+        <w:gridCol w:w="1002"/>
+        <w:gridCol w:w="4437"/>
+        <w:gridCol w:w="5035"/>
+        <w:gridCol w:w="4086"/>
       </w:tblGrid>
       <w:tr>
         <w:trPr>
@@ -310,7 +310,25 @@
                 <w:sz w:val="28"/>
                 <w:szCs w:val="28"/>
               </w:rPr>
-              <w:t>Верховный попечитель назначается Учредителем, Попечители — Верховным попечителем</w:t>
+              <w:t xml:space="preserve">Верховный попечитель назначается Учредителем, Попечители </w:t>
+            </w:r>
+            <w:r>
+              <w:rPr>
+                <w:rFonts w:ascii="Times New Roman" w:hAnsi="Times New Roman" w:cs="Times New Roman"/>
+                <w:b/>
+                <w:sz w:val="28"/>
+                <w:szCs w:val="28"/>
+              </w:rPr>
+              <w:t>–</w:t>
+            </w:r>
+            <w:r>
+              <w:rPr>
+                <w:rFonts w:ascii="Times New Roman" w:hAnsi="Times New Roman" w:cs="Times New Roman"/>
+                <w:b/>
+                <w:sz w:val="28"/>
+                <w:szCs w:val="28"/>
+              </w:rPr>
+              <w:t xml:space="preserve"> Верховным попечителем</w:t>
             </w:r>
             <w:r>
               <w:rPr>
@@ -740,7 +758,25 @@
                 <w:szCs w:val="28"/>
               </w:rPr>
               <w:lastRenderedPageBreak/>
-              <w:t>согласованию с Учредителем, Попечителям — по согласованию с Верховным попечителем.</w:t>
+              <w:t xml:space="preserve">согласованию с Учредителем, Попечителям </w:t>
+            </w:r>
+            <w:r>
+              <w:rPr>
+                <w:rFonts w:ascii="Times New Roman" w:hAnsi="Times New Roman" w:cs="Times New Roman"/>
+                <w:b/>
+                <w:sz w:val="28"/>
+                <w:szCs w:val="28"/>
+              </w:rPr>
+              <w:t>–</w:t>
+            </w:r>
+            <w:r>
+              <w:rPr>
+                <w:rFonts w:ascii="Times New Roman" w:hAnsi="Times New Roman" w:cs="Times New Roman"/>
+                <w:b/>
+                <w:sz w:val="28"/>
+                <w:szCs w:val="28"/>
+              </w:rPr>
+              <w:t xml:space="preserve"> по согласованию с Верховным попечителем.</w:t>
             </w:r>
           </w:p>
         </w:tc>
@@ -769,7 +805,23 @@
                 <w:szCs w:val="28"/>
               </w:rPr>
               <w:lastRenderedPageBreak/>
-              <w:t xml:space="preserve">Согласование — с органом, назначающим члена </w:t>
+              <w:t xml:space="preserve">Согласование </w:t>
+            </w:r>
+            <w:r>
+              <w:rPr>
+                <w:rFonts w:ascii="Times New Roman" w:hAnsi="Times New Roman" w:cs="Times New Roman"/>
+                <w:sz w:val="28"/>
+                <w:szCs w:val="28"/>
+              </w:rPr>
+              <w:t>–</w:t>
+            </w:r>
+            <w:r>
+              <w:rPr>
+                <w:rFonts w:ascii="Times New Roman" w:hAnsi="Times New Roman" w:cs="Times New Roman"/>
+                <w:sz w:val="28"/>
+                <w:szCs w:val="28"/>
+              </w:rPr>
+              <w:t xml:space="preserve"> с органом, назначающим члена </w:t>
             </w:r>
             <w:r>
               <w:rPr>
@@ -874,7 +926,25 @@
                 <w:sz w:val="28"/>
                 <w:szCs w:val="28"/>
               </w:rPr>
-              <w:t>Верховный попечитель направляется в командировки по согласованию с Учредителем, Попечители — по согласованию с Верховным попечителем.</w:t>
+              <w:t xml:space="preserve">Верховный попечитель направляется в командировки по согласованию с Учредителем, Попечители </w:t>
+            </w:r>
+            <w:r>
+              <w:rPr>
+                <w:rFonts w:ascii="Times New Roman" w:hAnsi="Times New Roman" w:cs="Times New Roman"/>
+                <w:b/>
+                <w:sz w:val="28"/>
+                <w:szCs w:val="28"/>
+              </w:rPr>
+              <w:t>–</w:t>
+            </w:r>
+            <w:r>
+              <w:rPr>
+                <w:rFonts w:ascii="Times New Roman" w:hAnsi="Times New Roman" w:cs="Times New Roman"/>
+                <w:b/>
+                <w:sz w:val="28"/>
+                <w:szCs w:val="28"/>
+              </w:rPr>
+              <w:t xml:space="preserve"> по согласованию с Верховным попечителем.</w:t>
             </w:r>
           </w:p>
         </w:tc>
@@ -1025,7 +1095,23 @@
                 <w:sz w:val="28"/>
                 <w:szCs w:val="28"/>
               </w:rPr>
-              <w:t>Исключение административных согласований с Верховным попечителем. Командировки заместителей Главного исполнительного директора и членов Управляющего совета — по приказу Главного исполнительного директора (без изменений)</w:t>
+              <w:t xml:space="preserve">Исключение административных согласований с Верховным попечителем. Командировки заместителей Главного исполнительного директора и членов Управляющего совета </w:t>
+            </w:r>
+            <w:r>
+              <w:rPr>
+                <w:rFonts w:ascii="Times New Roman" w:hAnsi="Times New Roman" w:cs="Times New Roman"/>
+                <w:sz w:val="28"/>
+                <w:szCs w:val="28"/>
+              </w:rPr>
+              <w:t>–</w:t>
+            </w:r>
+            <w:r>
+              <w:rPr>
+                <w:rFonts w:ascii="Times New Roman" w:hAnsi="Times New Roman" w:cs="Times New Roman"/>
+                <w:sz w:val="28"/>
+                <w:szCs w:val="28"/>
+              </w:rPr>
+              <w:t xml:space="preserve"> по приказу Главного исполнительного директора (без изменений)</w:t>
             </w:r>
           </w:p>
         </w:tc>
@@ -1083,7 +1169,7 @@
                 <w:sz w:val="28"/>
                 <w:szCs w:val="28"/>
               </w:rPr>
-              <w:t>—</w:t>
+              <w:t>–</w:t>
             </w:r>
           </w:p>
         </w:tc>
@@ -1144,28 +1230,82 @@
                 <w:szCs w:val="28"/>
               </w:rPr>
               <w:lastRenderedPageBreak/>
-              <w:t>обязанности исполняет член Управляющего совета, назначенный приказом Главного исполнительного директора, а при отсутствии такого приказа — Заместитель Главного исполнительного директора (пункт 8.9 Положения ЦАКФ). Полномочия по распоряжению банковскими счетами и подписанию договоров осуществляются на основании доверенности.</w:t>
-            </w:r>
-          </w:p>
-          <w:p>
-            <w:pPr>
-              <w:spacing w:line="276" w:lineRule="auto"/>
-              <w:jc w:val="both"/>
-              <w:rPr>
-                <w:rFonts w:ascii="Times New Roman" w:hAnsi="Times New Roman" w:cs="Times New Roman"/>
-                <w:b/>
-                <w:sz w:val="28"/>
-                <w:szCs w:val="28"/>
-              </w:rPr>
-            </w:pPr>
-            <w:r>
-              <w:rPr>
-                <w:rFonts w:ascii="Times New Roman" w:hAnsi="Times New Roman" w:cs="Times New Roman"/>
-                <w:b/>
-                <w:sz w:val="28"/>
-                <w:szCs w:val="28"/>
-              </w:rPr>
-              <w:t>2. На период временного отсутствия члена Управляющего совета (отпуск, болезнь, командировка и иные случаи), когда необходимо исполнение его обязанностей, их исполняет другой член Управляющего совета — Главный исполнительный директор или Заместитель Главного исполнительного директора — в соответствии с приказом Главного исполнительного директора.</w:t>
+              <w:t xml:space="preserve">обязанности исполняет член Управляющего совета, назначенный приказом Главного исполнительного директора, а при отсутствии такого приказа </w:t>
+            </w:r>
+            <w:r>
+              <w:rPr>
+                <w:rFonts w:ascii="Times New Roman" w:hAnsi="Times New Roman" w:cs="Times New Roman"/>
+                <w:b/>
+                <w:sz w:val="28"/>
+                <w:szCs w:val="28"/>
+              </w:rPr>
+              <w:t>–</w:t>
+            </w:r>
+            <w:r>
+              <w:rPr>
+                <w:rFonts w:ascii="Times New Roman" w:hAnsi="Times New Roman" w:cs="Times New Roman"/>
+                <w:b/>
+                <w:sz w:val="28"/>
+                <w:szCs w:val="28"/>
+              </w:rPr>
+              <w:t xml:space="preserve"> Заместитель Главного исполнительного директора (пункт 8.9 Положения ЦАКФ). Полномочия по распоряжению банковскими счетами и подписанию договоров осуществляются на основании доверенности.</w:t>
+            </w:r>
+          </w:p>
+          <w:p>
+            <w:pPr>
+              <w:spacing w:line="276" w:lineRule="auto"/>
+              <w:jc w:val="both"/>
+              <w:rPr>
+                <w:rFonts w:ascii="Times New Roman" w:hAnsi="Times New Roman" w:cs="Times New Roman"/>
+                <w:b/>
+                <w:sz w:val="28"/>
+                <w:szCs w:val="28"/>
+              </w:rPr>
+            </w:pPr>
+            <w:r>
+              <w:rPr>
+                <w:rFonts w:ascii="Times New Roman" w:hAnsi="Times New Roman" w:cs="Times New Roman"/>
+                <w:b/>
+                <w:sz w:val="28"/>
+                <w:szCs w:val="28"/>
+              </w:rPr>
+              <w:t xml:space="preserve">2. На период временного отсутствия члена Управляющего совета (отпуск, болезнь, командировка и иные случаи), когда необходимо исполнение его обязанностей, их исполняет другой член Управляющего совета </w:t>
+            </w:r>
+            <w:r>
+              <w:rPr>
+                <w:rFonts w:ascii="Times New Roman" w:hAnsi="Times New Roman" w:cs="Times New Roman"/>
+                <w:b/>
+                <w:sz w:val="28"/>
+                <w:szCs w:val="28"/>
+              </w:rPr>
+              <w:t>–</w:t>
+            </w:r>
+            <w:r>
+              <w:rPr>
+                <w:rFonts w:ascii="Times New Roman" w:hAnsi="Times New Roman" w:cs="Times New Roman"/>
+                <w:b/>
+                <w:sz w:val="28"/>
+                <w:szCs w:val="28"/>
+              </w:rPr>
+              <w:t xml:space="preserve"> Главный исполнительный директор или Заместитель Главного исполнительного директора </w:t>
+            </w:r>
+            <w:r>
+              <w:rPr>
+                <w:rFonts w:ascii="Times New Roman" w:hAnsi="Times New Roman" w:cs="Times New Roman"/>
+                <w:b/>
+                <w:sz w:val="28"/>
+                <w:szCs w:val="28"/>
+              </w:rPr>
+              <w:t>–</w:t>
+            </w:r>
+            <w:r>
+              <w:rPr>
+                <w:rFonts w:ascii="Times New Roman" w:hAnsi="Times New Roman" w:cs="Times New Roman"/>
+                <w:b/>
+                <w:sz w:val="28"/>
+                <w:szCs w:val="28"/>
+              </w:rPr>
+              <w:t xml:space="preserve"> в соответствии с приказом Главного исполнительного директора.</w:t>
             </w:r>
           </w:p>
           <w:p>
@@ -1332,16 +1472,16 @@
                 <w:sz w:val="28"/>
                 <w:szCs w:val="28"/>
               </w:rPr>
-              <w:t xml:space="preserve">Раздел 13. … Все изменения, вносимые в настоящую Кадровую политику, считаются вступившими в силу после </w:t>
-            </w:r>
-            <w:r>
-              <w:rPr>
-                <w:rFonts w:ascii="Times New Roman" w:hAnsi="Times New Roman" w:cs="Times New Roman"/>
-                <w:b/>
-                <w:sz w:val="28"/>
-                <w:szCs w:val="28"/>
-              </w:rPr>
-              <w:t xml:space="preserve">их утверждения Верховным попечителем / Попечительским </w:t>
+              <w:t xml:space="preserve">Раздел 13. … Все изменения, вносимые в настоящую Кадровую политику, считаются вступившими в силу после утверждения Управляющим Советом ЦАКФ соответствующего протокола </w:t>
+            </w:r>
+            <w:r>
+              <w:rPr>
+                <w:rFonts w:ascii="Times New Roman" w:hAnsi="Times New Roman" w:cs="Times New Roman"/>
+                <w:b/>
+                <w:sz w:val="28"/>
+                <w:szCs w:val="28"/>
+              </w:rPr>
+              <w:t xml:space="preserve">и истечения срока для возражений </w:t>
             </w:r>
             <w:r>
               <w:rPr>
@@ -1351,7 +1491,7 @@
                 <w:szCs w:val="28"/>
               </w:rPr>
               <w:lastRenderedPageBreak/>
-              <w:t>советом ЦАКФ по представлению Управляющего совета</w:t>
+              <w:t>Верховного попечителя (пункт 3.11 Положения ЦАКФ)</w:t>
             </w:r>
             <w:r>
               <w:rPr>
@@ -1388,7 +1528,7 @@
                 <w:szCs w:val="28"/>
               </w:rPr>
               <w:lastRenderedPageBreak/>
-              <w:t xml:space="preserve">Подпункт д) пункта 3.2 и пункт 8.7 Положения ЦАКФ (в редакции проекта изменений): политики Фонда утверждает Верховный попечитель / Попечительский совет по </w:t>
+              <w:t xml:space="preserve">Пункты 8.7 и 3.11 Положения ЦАКФ (в редакции проекта изменений): политики Фонда утверждает Управляющий совет с уведомлением Верховного попечителя, который вправе </w:t>
             </w:r>
             <w:r>
               <w:rPr>
@@ -1397,7 +1537,7 @@
                 <w:szCs w:val="28"/>
               </w:rPr>
               <w:lastRenderedPageBreak/>
-              <w:t>представлению Управляющего совета</w:t>
+              <w:t>возразить в течение 10 рабочих дней</w:t>
             </w:r>
           </w:p>
         </w:tc>
@@ -1489,7 +1629,23 @@
                 <w:sz w:val="28"/>
                 <w:szCs w:val="28"/>
               </w:rPr>
-              <w:t>Раздел 7.1. Реестр подарков и знаков внимания — это официальный журнал, который ведет заместитель генерального директора по правовым вопросам или назначенный сотрудник по вопросам соблюдения нормативных требований. …</w:t>
+              <w:t xml:space="preserve">Раздел 7.1. Реестр подарков и знаков внимания </w:t>
+            </w:r>
+            <w:r>
+              <w:rPr>
+                <w:rFonts w:ascii="Times New Roman" w:hAnsi="Times New Roman" w:cs="Times New Roman"/>
+                <w:sz w:val="28"/>
+                <w:szCs w:val="28"/>
+              </w:rPr>
+              <w:t>–</w:t>
+            </w:r>
+            <w:r>
+              <w:rPr>
+                <w:rFonts w:ascii="Times New Roman" w:hAnsi="Times New Roman" w:cs="Times New Roman"/>
+                <w:sz w:val="28"/>
+                <w:szCs w:val="28"/>
+              </w:rPr>
+              <w:t xml:space="preserve"> это официальный журнал, который ведет заместитель генерального директора по правовым вопросам или назначенный сотрудник по вопросам соблюдения нормативных требований. …</w:t>
             </w:r>
           </w:p>
         </w:tc>
@@ -1517,7 +1673,23 @@
                 <w:sz w:val="28"/>
                 <w:szCs w:val="28"/>
               </w:rPr>
-              <w:t xml:space="preserve">Раздел 7.1. Реестр подарков и знаков внимания — это официальный журнал, который ведет </w:t>
+              <w:t xml:space="preserve">Раздел 7.1. Реестр подарков и знаков внимания </w:t>
+            </w:r>
+            <w:r>
+              <w:rPr>
+                <w:rFonts w:ascii="Times New Roman" w:hAnsi="Times New Roman" w:cs="Times New Roman"/>
+                <w:sz w:val="28"/>
+                <w:szCs w:val="28"/>
+              </w:rPr>
+              <w:t>–</w:t>
+            </w:r>
+            <w:r>
+              <w:rPr>
+                <w:rFonts w:ascii="Times New Roman" w:hAnsi="Times New Roman" w:cs="Times New Roman"/>
+                <w:sz w:val="28"/>
+                <w:szCs w:val="28"/>
+              </w:rPr>
+              <w:t xml:space="preserve"> это официальный журнал, который ведет </w:t>
             </w:r>
             <w:r>
               <w:rPr>
@@ -1838,7 +2010,6 @@
                 <w:sz w:val="28"/>
                 <w:szCs w:val="28"/>
               </w:rPr>
-              <w:lastRenderedPageBreak/>
               <w:t>…</w:t>
             </w:r>
           </w:p>
@@ -1905,7 +2076,6 @@
                 <w:sz w:val="28"/>
                 <w:szCs w:val="28"/>
               </w:rPr>
-              <w:lastRenderedPageBreak/>
               <w:t xml:space="preserve">Раздел 15. … 2. Сообщить о проблеме </w:t>
             </w:r>
             <w:r>
@@ -1942,7 +2112,6 @@
                 <w:sz w:val="28"/>
                 <w:szCs w:val="28"/>
               </w:rPr>
-              <w:lastRenderedPageBreak/>
               <w:t>…</w:t>
             </w:r>
           </w:p>
@@ -2010,7 +2179,6 @@
                 <w:sz w:val="28"/>
                 <w:szCs w:val="28"/>
               </w:rPr>
-              <w:lastRenderedPageBreak/>
               <w:t>То же</w:t>
             </w:r>
           </w:p>
@@ -2307,7 +2475,6 @@
                 <w:sz w:val="28"/>
                 <w:szCs w:val="28"/>
               </w:rPr>
-              <w:lastRenderedPageBreak/>
               <w:t>…</w:t>
             </w:r>
           </w:p>
@@ -2355,7 +2522,6 @@
                 <w:sz w:val="28"/>
                 <w:szCs w:val="28"/>
               </w:rPr>
-              <w:lastRenderedPageBreak/>
               <w:t xml:space="preserve">Раздел 7. Настоящая Политика разработана </w:t>
             </w:r>
             <w:r>
@@ -2365,6 +2531,61 @@
                 <w:sz w:val="28"/>
                 <w:szCs w:val="28"/>
               </w:rPr>
+              <w:t>и утверждена Управляющим советом</w:t>
+            </w:r>
+            <w:r>
+              <w:rPr>
+                <w:rFonts w:ascii="Times New Roman" w:hAnsi="Times New Roman" w:cs="Times New Roman"/>
+                <w:sz w:val="28"/>
+                <w:szCs w:val="28"/>
+              </w:rPr>
+              <w:t>.</w:t>
+            </w:r>
+          </w:p>
+          <w:p>
+            <w:pPr>
+              <w:spacing w:line="276" w:lineRule="auto"/>
+              <w:jc w:val="both"/>
+              <w:rPr>
+                <w:rFonts w:ascii="Times New Roman" w:hAnsi="Times New Roman" w:cs="Times New Roman"/>
+                <w:sz w:val="28"/>
+                <w:szCs w:val="28"/>
+              </w:rPr>
+            </w:pPr>
+            <w:r>
+              <w:rPr>
+                <w:rFonts w:ascii="Times New Roman" w:hAnsi="Times New Roman" w:cs="Times New Roman"/>
+                <w:sz w:val="28"/>
+                <w:szCs w:val="28"/>
+              </w:rPr>
+              <w:t>…</w:t>
+            </w:r>
+          </w:p>
+          <w:p>
+            <w:pPr>
+              <w:spacing w:line="276" w:lineRule="auto"/>
+              <w:jc w:val="both"/>
+              <w:rPr>
+                <w:rFonts w:ascii="Times New Roman" w:hAnsi="Times New Roman" w:cs="Times New Roman"/>
+                <w:sz w:val="28"/>
+                <w:szCs w:val="28"/>
+              </w:rPr>
+            </w:pPr>
+            <w:r>
+              <w:rPr>
+                <w:rFonts w:ascii="Times New Roman" w:hAnsi="Times New Roman" w:cs="Times New Roman"/>
+                <w:sz w:val="28"/>
+                <w:szCs w:val="28"/>
+              </w:rPr>
+              <w:t xml:space="preserve">Все изменения и дополнения к Политике утверждаются </w:t>
+            </w:r>
+            <w:r>
+              <w:rPr>
+                <w:rFonts w:ascii="Times New Roman" w:hAnsi="Times New Roman" w:cs="Times New Roman"/>
+                <w:b/>
+                <w:sz w:val="28"/>
+                <w:szCs w:val="28"/>
+              </w:rPr>
               <w:t>Управляющим советом</w:t>
             </w:r>
             <w:r>
@@ -2373,79 +2594,6 @@
                 <w:sz w:val="28"/>
                 <w:szCs w:val="28"/>
               </w:rPr>
-              <w:t xml:space="preserve"> и </w:t>
-            </w:r>
-            <w:r>
-              <w:rPr>
-                <w:rFonts w:ascii="Times New Roman" w:hAnsi="Times New Roman" w:cs="Times New Roman"/>
-                <w:b/>
-                <w:sz w:val="28"/>
-                <w:szCs w:val="28"/>
-              </w:rPr>
-              <w:t>утверждена Верховным попечителем / Попечительским советом</w:t>
-            </w:r>
-            <w:r>
-              <w:rPr>
-                <w:rFonts w:ascii="Times New Roman" w:hAnsi="Times New Roman" w:cs="Times New Roman"/>
-                <w:sz w:val="28"/>
-                <w:szCs w:val="28"/>
-              </w:rPr>
-              <w:t>.</w:t>
-            </w:r>
-          </w:p>
-          <w:p>
-            <w:pPr>
-              <w:spacing w:line="276" w:lineRule="auto"/>
-              <w:jc w:val="both"/>
-              <w:rPr>
-                <w:rFonts w:ascii="Times New Roman" w:hAnsi="Times New Roman" w:cs="Times New Roman"/>
-                <w:sz w:val="28"/>
-                <w:szCs w:val="28"/>
-              </w:rPr>
-            </w:pPr>
-            <w:r>
-              <w:rPr>
-                <w:rFonts w:ascii="Times New Roman" w:hAnsi="Times New Roman" w:cs="Times New Roman"/>
-                <w:sz w:val="28"/>
-                <w:szCs w:val="28"/>
-              </w:rPr>
-              <w:lastRenderedPageBreak/>
-              <w:t>…</w:t>
-            </w:r>
-          </w:p>
-          <w:p>
-            <w:pPr>
-              <w:spacing w:line="276" w:lineRule="auto"/>
-              <w:jc w:val="both"/>
-              <w:rPr>
-                <w:rFonts w:ascii="Times New Roman" w:hAnsi="Times New Roman" w:cs="Times New Roman"/>
-                <w:sz w:val="28"/>
-                <w:szCs w:val="28"/>
-              </w:rPr>
-            </w:pPr>
-            <w:r>
-              <w:rPr>
-                <w:rFonts w:ascii="Times New Roman" w:hAnsi="Times New Roman" w:cs="Times New Roman"/>
-                <w:sz w:val="28"/>
-                <w:szCs w:val="28"/>
-              </w:rPr>
-              <w:t xml:space="preserve">Все изменения и дополнения к Политике утверждаются </w:t>
-            </w:r>
-            <w:r>
-              <w:rPr>
-                <w:rFonts w:ascii="Times New Roman" w:hAnsi="Times New Roman" w:cs="Times New Roman"/>
-                <w:b/>
-                <w:sz w:val="28"/>
-                <w:szCs w:val="28"/>
-              </w:rPr>
-              <w:t>Верховным попечителем / Попечительским советом</w:t>
-            </w:r>
-            <w:r>
-              <w:rPr>
-                <w:rFonts w:ascii="Times New Roman" w:hAnsi="Times New Roman" w:cs="Times New Roman"/>
-                <w:sz w:val="28"/>
-                <w:szCs w:val="28"/>
-              </w:rPr>
               <w:t xml:space="preserve"> Фонда </w:t>
             </w:r>
             <w:r>
@@ -2455,7 +2603,7 @@
                 <w:sz w:val="28"/>
                 <w:szCs w:val="28"/>
               </w:rPr>
-              <w:t>по представлению Управляющего совета</w:t>
+              <w:t>с уведомлением Верховного попечителя в порядке пункта 3.11 Положения Фонда</w:t>
             </w:r>
             <w:r>
               <w:rPr>
@@ -2491,17 +2639,7 @@
                 <w:sz w:val="28"/>
                 <w:szCs w:val="28"/>
               </w:rPr>
-              <w:lastRenderedPageBreak/>
-              <w:t xml:space="preserve">Подпункт д) пункта 3.2 и пункт 8.7 Положения ЦАКФ (в редакции проекта изменений): политики Фонда утверждает </w:t>
-            </w:r>
-            <w:r>
-              <w:rPr>
-                <w:rFonts w:ascii="Times New Roman" w:hAnsi="Times New Roman" w:cs="Times New Roman"/>
-                <w:sz w:val="28"/>
-                <w:szCs w:val="28"/>
-              </w:rPr>
-              <w:lastRenderedPageBreak/>
-              <w:t>Верховный попечитель / Попечительский совет по представлению Управляющего совета. Органа «Совет правления» в Фонде нет</w:t>
+              <w:t>Пункты 8.7 и 3.11 Положения ЦАКФ (в редакции проекта изменений): политики Фонда утверждает Управляющий совет с уведомлением Верховного попечителя. Органа «Совет правления» в Фонде нет</w:t>
             </w:r>
           </w:p>
         </w:tc>
@@ -2534,7 +2672,6 @@
                 <w:sz w:val="28"/>
                 <w:szCs w:val="28"/>
               </w:rPr>
-              <w:lastRenderedPageBreak/>
               <w:t>IV. Политика раскрытия информации</w:t>
             </w:r>
           </w:p>
@@ -2762,16 +2899,7 @@
                 <w:sz w:val="28"/>
                 <w:szCs w:val="28"/>
               </w:rPr>
-              <w:t xml:space="preserve">Все изменения и дополнения к Политике утверждаются Попечительским Советом Фонда и публикуются на официальном </w:t>
-            </w:r>
-            <w:r>
-              <w:rPr>
-                <w:rFonts w:ascii="Times New Roman" w:hAnsi="Times New Roman" w:cs="Times New Roman"/>
-                <w:sz w:val="28"/>
-                <w:szCs w:val="28"/>
-              </w:rPr>
-              <w:lastRenderedPageBreak/>
-              <w:t>сайте Фонда для всеобщего доступа.</w:t>
+              <w:t>Все изменения и дополнения к Политике утверждаются Попечительским Советом Фонда и публикуются на официальном сайте Фонда для всеобщего доступа.</w:t>
             </w:r>
           </w:p>
         </w:tc>
@@ -2799,7 +2927,6 @@
                 <w:sz w:val="28"/>
                 <w:szCs w:val="28"/>
               </w:rPr>
-              <w:lastRenderedPageBreak/>
               <w:t xml:space="preserve">Раздел 5. Настоящая Политика разработана </w:t>
             </w:r>
             <w:r>
@@ -2809,6 +2936,61 @@
                 <w:sz w:val="28"/>
                 <w:szCs w:val="28"/>
               </w:rPr>
+              <w:t>и утверждена Управляющим советом</w:t>
+            </w:r>
+            <w:r>
+              <w:rPr>
+                <w:rFonts w:ascii="Times New Roman" w:hAnsi="Times New Roman" w:cs="Times New Roman"/>
+                <w:sz w:val="28"/>
+                <w:szCs w:val="28"/>
+              </w:rPr>
+              <w:t>.</w:t>
+            </w:r>
+          </w:p>
+          <w:p>
+            <w:pPr>
+              <w:spacing w:line="276" w:lineRule="auto"/>
+              <w:jc w:val="both"/>
+              <w:rPr>
+                <w:rFonts w:ascii="Times New Roman" w:hAnsi="Times New Roman" w:cs="Times New Roman"/>
+                <w:sz w:val="28"/>
+                <w:szCs w:val="28"/>
+              </w:rPr>
+            </w:pPr>
+            <w:r>
+              <w:rPr>
+                <w:rFonts w:ascii="Times New Roman" w:hAnsi="Times New Roman" w:cs="Times New Roman"/>
+                <w:sz w:val="28"/>
+                <w:szCs w:val="28"/>
+              </w:rPr>
+              <w:t>…</w:t>
+            </w:r>
+          </w:p>
+          <w:p>
+            <w:pPr>
+              <w:spacing w:line="276" w:lineRule="auto"/>
+              <w:jc w:val="both"/>
+              <w:rPr>
+                <w:rFonts w:ascii="Times New Roman" w:hAnsi="Times New Roman" w:cs="Times New Roman"/>
+                <w:sz w:val="28"/>
+                <w:szCs w:val="28"/>
+              </w:rPr>
+            </w:pPr>
+            <w:r>
+              <w:rPr>
+                <w:rFonts w:ascii="Times New Roman" w:hAnsi="Times New Roman" w:cs="Times New Roman"/>
+                <w:sz w:val="28"/>
+                <w:szCs w:val="28"/>
+              </w:rPr>
+              <w:t xml:space="preserve">Все изменения и дополнения к Политике утверждаются </w:t>
+            </w:r>
+            <w:r>
+              <w:rPr>
+                <w:rFonts w:ascii="Times New Roman" w:hAnsi="Times New Roman" w:cs="Times New Roman"/>
+                <w:b/>
+                <w:sz w:val="28"/>
+                <w:szCs w:val="28"/>
+              </w:rPr>
               <w:t>Управляющим советом</w:t>
             </w:r>
             <w:r>
@@ -2817,78 +2999,6 @@
                 <w:sz w:val="28"/>
                 <w:szCs w:val="28"/>
               </w:rPr>
-              <w:t xml:space="preserve"> и </w:t>
-            </w:r>
-            <w:r>
-              <w:rPr>
-                <w:rFonts w:ascii="Times New Roman" w:hAnsi="Times New Roman" w:cs="Times New Roman"/>
-                <w:b/>
-                <w:sz w:val="28"/>
-                <w:szCs w:val="28"/>
-              </w:rPr>
-              <w:t>утверждена Верховным попечителем / Попечительским советом</w:t>
-            </w:r>
-            <w:r>
-              <w:rPr>
-                <w:rFonts w:ascii="Times New Roman" w:hAnsi="Times New Roman" w:cs="Times New Roman"/>
-                <w:sz w:val="28"/>
-                <w:szCs w:val="28"/>
-              </w:rPr>
-              <w:t>.</w:t>
-            </w:r>
-          </w:p>
-          <w:p>
-            <w:pPr>
-              <w:spacing w:line="276" w:lineRule="auto"/>
-              <w:jc w:val="both"/>
-              <w:rPr>
-                <w:rFonts w:ascii="Times New Roman" w:hAnsi="Times New Roman" w:cs="Times New Roman"/>
-                <w:sz w:val="28"/>
-                <w:szCs w:val="28"/>
-              </w:rPr>
-            </w:pPr>
-            <w:r>
-              <w:rPr>
-                <w:rFonts w:ascii="Times New Roman" w:hAnsi="Times New Roman" w:cs="Times New Roman"/>
-                <w:sz w:val="28"/>
-                <w:szCs w:val="28"/>
-              </w:rPr>
-              <w:t>…</w:t>
-            </w:r>
-          </w:p>
-          <w:p>
-            <w:pPr>
-              <w:spacing w:line="276" w:lineRule="auto"/>
-              <w:jc w:val="both"/>
-              <w:rPr>
-                <w:rFonts w:ascii="Times New Roman" w:hAnsi="Times New Roman" w:cs="Times New Roman"/>
-                <w:sz w:val="28"/>
-                <w:szCs w:val="28"/>
-              </w:rPr>
-            </w:pPr>
-            <w:r>
-              <w:rPr>
-                <w:rFonts w:ascii="Times New Roman" w:hAnsi="Times New Roman" w:cs="Times New Roman"/>
-                <w:sz w:val="28"/>
-                <w:szCs w:val="28"/>
-              </w:rPr>
-              <w:t xml:space="preserve">Все изменения и дополнения к Политике утверждаются </w:t>
-            </w:r>
-            <w:r>
-              <w:rPr>
-                <w:rFonts w:ascii="Times New Roman" w:hAnsi="Times New Roman" w:cs="Times New Roman"/>
-                <w:b/>
-                <w:sz w:val="28"/>
-                <w:szCs w:val="28"/>
-              </w:rPr>
-              <w:t>Верховным попечителем / Попечительским советом</w:t>
-            </w:r>
-            <w:r>
-              <w:rPr>
-                <w:rFonts w:ascii="Times New Roman" w:hAnsi="Times New Roman" w:cs="Times New Roman"/>
-                <w:sz w:val="28"/>
-                <w:szCs w:val="28"/>
-              </w:rPr>
               <w:t xml:space="preserve"> Фонда </w:t>
             </w:r>
             <w:r>
@@ -2898,17 +3008,7 @@
                 <w:sz w:val="28"/>
                 <w:szCs w:val="28"/>
               </w:rPr>
-              <w:t xml:space="preserve">по представлению </w:t>
-            </w:r>
-            <w:r>
-              <w:rPr>
-                <w:rFonts w:ascii="Times New Roman" w:hAnsi="Times New Roman" w:cs="Times New Roman"/>
-                <w:b/>
-                <w:sz w:val="28"/>
-                <w:szCs w:val="28"/>
-              </w:rPr>
-              <w:lastRenderedPageBreak/>
-              <w:t>Управляющего совета</w:t>
+              <w:t>с уведомлением Верховного попечителя в порядке пункта 3.11 Положения Фонда</w:t>
             </w:r>
             <w:r>
               <w:rPr>
@@ -2944,8 +3044,7 @@
                 <w:sz w:val="28"/>
                 <w:szCs w:val="28"/>
               </w:rPr>
-              <w:lastRenderedPageBreak/>
-              <w:t>Подпункт д) пункта 3.2 и пункт 8.7 Положения ЦАКФ (в редакции проекта изменений)</w:t>
+              <w:t>Пункты 8.7 и 3.11 Положения ЦАКФ (в редакции проекта изменений)</w:t>
             </w:r>
           </w:p>
         </w:tc>
@@ -3111,6 +3210,61 @@
                 <w:sz w:val="28"/>
                 <w:szCs w:val="28"/>
               </w:rPr>
+              <w:t>и утверждена Управляющим советом</w:t>
+            </w:r>
+            <w:r>
+              <w:rPr>
+                <w:rFonts w:ascii="Times New Roman" w:hAnsi="Times New Roman" w:cs="Times New Roman"/>
+                <w:sz w:val="28"/>
+                <w:szCs w:val="28"/>
+              </w:rPr>
+              <w:t>.</w:t>
+            </w:r>
+          </w:p>
+          <w:p>
+            <w:pPr>
+              <w:spacing w:line="276" w:lineRule="auto"/>
+              <w:jc w:val="both"/>
+              <w:rPr>
+                <w:rFonts w:ascii="Times New Roman" w:hAnsi="Times New Roman" w:cs="Times New Roman"/>
+                <w:sz w:val="28"/>
+                <w:szCs w:val="28"/>
+              </w:rPr>
+            </w:pPr>
+            <w:r>
+              <w:rPr>
+                <w:rFonts w:ascii="Times New Roman" w:hAnsi="Times New Roman" w:cs="Times New Roman"/>
+                <w:sz w:val="28"/>
+                <w:szCs w:val="28"/>
+              </w:rPr>
+              <w:t>…</w:t>
+            </w:r>
+          </w:p>
+          <w:p>
+            <w:pPr>
+              <w:spacing w:line="276" w:lineRule="auto"/>
+              <w:jc w:val="both"/>
+              <w:rPr>
+                <w:rFonts w:ascii="Times New Roman" w:hAnsi="Times New Roman" w:cs="Times New Roman"/>
+                <w:sz w:val="28"/>
+                <w:szCs w:val="28"/>
+              </w:rPr>
+            </w:pPr>
+            <w:r>
+              <w:rPr>
+                <w:rFonts w:ascii="Times New Roman" w:hAnsi="Times New Roman" w:cs="Times New Roman"/>
+                <w:sz w:val="28"/>
+                <w:szCs w:val="28"/>
+              </w:rPr>
+              <w:t xml:space="preserve">Все изменения и дополнения к Политике утверждаются </w:t>
+            </w:r>
+            <w:r>
+              <w:rPr>
+                <w:rFonts w:ascii="Times New Roman" w:hAnsi="Times New Roman" w:cs="Times New Roman"/>
+                <w:b/>
+                <w:sz w:val="28"/>
+                <w:szCs w:val="28"/>
+              </w:rPr>
               <w:t>Управляющим советом</w:t>
             </w:r>
             <w:r>
@@ -3119,78 +3273,6 @@
                 <w:sz w:val="28"/>
                 <w:szCs w:val="28"/>
               </w:rPr>
-              <w:t xml:space="preserve"> и </w:t>
-            </w:r>
-            <w:r>
-              <w:rPr>
-                <w:rFonts w:ascii="Times New Roman" w:hAnsi="Times New Roman" w:cs="Times New Roman"/>
-                <w:b/>
-                <w:sz w:val="28"/>
-                <w:szCs w:val="28"/>
-              </w:rPr>
-              <w:t>утверждена Верховным попечителем / Попечительским советом</w:t>
-            </w:r>
-            <w:r>
-              <w:rPr>
-                <w:rFonts w:ascii="Times New Roman" w:hAnsi="Times New Roman" w:cs="Times New Roman"/>
-                <w:sz w:val="28"/>
-                <w:szCs w:val="28"/>
-              </w:rPr>
-              <w:t>.</w:t>
-            </w:r>
-          </w:p>
-          <w:p>
-            <w:pPr>
-              <w:spacing w:line="276" w:lineRule="auto"/>
-              <w:jc w:val="both"/>
-              <w:rPr>
-                <w:rFonts w:ascii="Times New Roman" w:hAnsi="Times New Roman" w:cs="Times New Roman"/>
-                <w:sz w:val="28"/>
-                <w:szCs w:val="28"/>
-              </w:rPr>
-            </w:pPr>
-            <w:r>
-              <w:rPr>
-                <w:rFonts w:ascii="Times New Roman" w:hAnsi="Times New Roman" w:cs="Times New Roman"/>
-                <w:sz w:val="28"/>
-                <w:szCs w:val="28"/>
-              </w:rPr>
-              <w:t>…</w:t>
-            </w:r>
-          </w:p>
-          <w:p>
-            <w:pPr>
-              <w:spacing w:line="276" w:lineRule="auto"/>
-              <w:jc w:val="both"/>
-              <w:rPr>
-                <w:rFonts w:ascii="Times New Roman" w:hAnsi="Times New Roman" w:cs="Times New Roman"/>
-                <w:sz w:val="28"/>
-                <w:szCs w:val="28"/>
-              </w:rPr>
-            </w:pPr>
-            <w:r>
-              <w:rPr>
-                <w:rFonts w:ascii="Times New Roman" w:hAnsi="Times New Roman" w:cs="Times New Roman"/>
-                <w:sz w:val="28"/>
-                <w:szCs w:val="28"/>
-              </w:rPr>
-              <w:t xml:space="preserve">Все изменения и дополнения к Политике утверждаются </w:t>
-            </w:r>
-            <w:r>
-              <w:rPr>
-                <w:rFonts w:ascii="Times New Roman" w:hAnsi="Times New Roman" w:cs="Times New Roman"/>
-                <w:b/>
-                <w:sz w:val="28"/>
-                <w:szCs w:val="28"/>
-              </w:rPr>
-              <w:t>Верховным попечителем / Попечительским советом</w:t>
-            </w:r>
-            <w:r>
-              <w:rPr>
-                <w:rFonts w:ascii="Times New Roman" w:hAnsi="Times New Roman" w:cs="Times New Roman"/>
-                <w:sz w:val="28"/>
-                <w:szCs w:val="28"/>
-              </w:rPr>
               <w:t xml:space="preserve"> Фонда </w:t>
             </w:r>
             <w:r>
@@ -3200,7 +3282,7 @@
                 <w:sz w:val="28"/>
                 <w:szCs w:val="28"/>
               </w:rPr>
-              <w:t>по представлению Управляющего совета</w:t>
+              <w:t>с уведомлением Верховного попечителя в порядке пункта 3.11 Положения Фонда</w:t>
             </w:r>
             <w:r>
               <w:rPr>
@@ -3236,7 +3318,7 @@
                 <w:sz w:val="28"/>
                 <w:szCs w:val="28"/>
               </w:rPr>
-              <w:t>Подпункт д) пункта 3.2 и пункт 8.7 Положения ЦАКФ (в редакции проекта изменений)</w:t>
+              <w:t>Пункты 8.7 и 3.11 Положения ЦАКФ (в редакции проекта изменений)</w:t>
             </w:r>
           </w:p>
         </w:tc>
@@ -3365,49 +3447,94 @@
                 <w:sz w:val="28"/>
                 <w:szCs w:val="28"/>
               </w:rPr>
+              <w:t>Все изменения и дополнения к Политике утверждаются Попечительским Советом Фонда и публикуются на официальном сайте Фонда для всеобщего доступа.</w:t>
+            </w:r>
+          </w:p>
+        </w:tc>
+        <w:tc>
+          <w:tcPr>
+            <w:tcW w:w="5035" w:type="dxa"/>
+            <w:tcBorders>
+              <w:bottom w:val="single" w:sz="4" w:space="0" w:color="auto"/>
+            </w:tcBorders>
+            <w:shd w:val="clear" w:color="auto" w:fill="auto"/>
+          </w:tcPr>
+          <w:p>
+            <w:pPr>
+              <w:spacing w:line="276" w:lineRule="auto"/>
+              <w:jc w:val="both"/>
+              <w:rPr>
+                <w:rFonts w:ascii="Times New Roman" w:hAnsi="Times New Roman" w:cs="Times New Roman"/>
+                <w:sz w:val="28"/>
+                <w:szCs w:val="28"/>
+              </w:rPr>
+            </w:pPr>
+            <w:r>
+              <w:rPr>
+                <w:rFonts w:ascii="Times New Roman" w:hAnsi="Times New Roman" w:cs="Times New Roman"/>
+                <w:sz w:val="28"/>
+                <w:szCs w:val="28"/>
+              </w:rPr>
+              <w:t xml:space="preserve">Заключительные положения. Настоящая Политика разработана </w:t>
+            </w:r>
+            <w:r>
+              <w:rPr>
+                <w:rFonts w:ascii="Times New Roman" w:hAnsi="Times New Roman" w:cs="Times New Roman"/>
+                <w:b/>
+                <w:sz w:val="28"/>
+                <w:szCs w:val="28"/>
+              </w:rPr>
+              <w:t>и утверждена Управляющим советом</w:t>
+            </w:r>
+            <w:r>
+              <w:rPr>
+                <w:rFonts w:ascii="Times New Roman" w:hAnsi="Times New Roman" w:cs="Times New Roman"/>
+                <w:sz w:val="28"/>
+                <w:szCs w:val="28"/>
+              </w:rPr>
+              <w:t>.</w:t>
+            </w:r>
+          </w:p>
+          <w:p>
+            <w:pPr>
+              <w:spacing w:line="276" w:lineRule="auto"/>
+              <w:jc w:val="both"/>
+              <w:rPr>
+                <w:rFonts w:ascii="Times New Roman" w:hAnsi="Times New Roman" w:cs="Times New Roman"/>
+                <w:sz w:val="28"/>
+                <w:szCs w:val="28"/>
+              </w:rPr>
+            </w:pPr>
+            <w:r>
+              <w:rPr>
+                <w:rFonts w:ascii="Times New Roman" w:hAnsi="Times New Roman" w:cs="Times New Roman"/>
+                <w:sz w:val="28"/>
+                <w:szCs w:val="28"/>
+              </w:rPr>
+              <w:t>…</w:t>
+            </w:r>
+          </w:p>
+          <w:p>
+            <w:pPr>
+              <w:spacing w:line="276" w:lineRule="auto"/>
+              <w:jc w:val="both"/>
+              <w:rPr>
+                <w:rFonts w:ascii="Times New Roman" w:hAnsi="Times New Roman" w:cs="Times New Roman"/>
+                <w:sz w:val="28"/>
+                <w:szCs w:val="28"/>
+              </w:rPr>
+            </w:pPr>
+            <w:r>
+              <w:rPr>
+                <w:rFonts w:ascii="Times New Roman" w:hAnsi="Times New Roman" w:cs="Times New Roman"/>
+                <w:sz w:val="28"/>
+                <w:szCs w:val="28"/>
+              </w:rPr>
               <w:t xml:space="preserve">Все изменения и дополнения к Политике утверждаются </w:t>
             </w:r>
             <w:r>
               <w:rPr>
                 <w:rFonts w:ascii="Times New Roman" w:hAnsi="Times New Roman" w:cs="Times New Roman"/>
-                <w:sz w:val="28"/>
-                <w:szCs w:val="28"/>
-              </w:rPr>
-              <w:lastRenderedPageBreak/>
-              <w:t>Попечительским Советом Фонда и публикуются на официальном сайте Фонда для всеобщего доступа.</w:t>
-            </w:r>
-          </w:p>
-        </w:tc>
-        <w:tc>
-          <w:tcPr>
-            <w:tcW w:w="5035" w:type="dxa"/>
-            <w:tcBorders>
-              <w:bottom w:val="single" w:sz="4" w:space="0" w:color="auto"/>
-            </w:tcBorders>
-            <w:shd w:val="clear" w:color="auto" w:fill="auto"/>
-          </w:tcPr>
-          <w:p>
-            <w:pPr>
-              <w:spacing w:line="276" w:lineRule="auto"/>
-              <w:jc w:val="both"/>
-              <w:rPr>
-                <w:rFonts w:ascii="Times New Roman" w:hAnsi="Times New Roman" w:cs="Times New Roman"/>
-                <w:sz w:val="28"/>
-                <w:szCs w:val="28"/>
-              </w:rPr>
-            </w:pPr>
-            <w:r>
-              <w:rPr>
-                <w:rFonts w:ascii="Times New Roman" w:hAnsi="Times New Roman" w:cs="Times New Roman"/>
-                <w:sz w:val="28"/>
-                <w:szCs w:val="28"/>
-              </w:rPr>
-              <w:lastRenderedPageBreak/>
-              <w:t xml:space="preserve">Заключительные положения. Настоящая Политика разработана </w:t>
-            </w:r>
-            <w:r>
-              <w:rPr>
-                <w:rFonts w:ascii="Times New Roman" w:hAnsi="Times New Roman" w:cs="Times New Roman"/>
                 <w:b/>
                 <w:sz w:val="28"/>
                 <w:szCs w:val="28"/>
@@ -3420,79 +3547,6 @@
                 <w:sz w:val="28"/>
                 <w:szCs w:val="28"/>
               </w:rPr>
-              <w:t xml:space="preserve"> и </w:t>
-            </w:r>
-            <w:r>
-              <w:rPr>
-                <w:rFonts w:ascii="Times New Roman" w:hAnsi="Times New Roman" w:cs="Times New Roman"/>
-                <w:b/>
-                <w:sz w:val="28"/>
-                <w:szCs w:val="28"/>
-              </w:rPr>
-              <w:t>утверждена Верховным попечителем / Попечительским советом</w:t>
-            </w:r>
-            <w:r>
-              <w:rPr>
-                <w:rFonts w:ascii="Times New Roman" w:hAnsi="Times New Roman" w:cs="Times New Roman"/>
-                <w:sz w:val="28"/>
-                <w:szCs w:val="28"/>
-              </w:rPr>
-              <w:t>.</w:t>
-            </w:r>
-          </w:p>
-          <w:p>
-            <w:pPr>
-              <w:spacing w:line="276" w:lineRule="auto"/>
-              <w:jc w:val="both"/>
-              <w:rPr>
-                <w:rFonts w:ascii="Times New Roman" w:hAnsi="Times New Roman" w:cs="Times New Roman"/>
-                <w:sz w:val="28"/>
-                <w:szCs w:val="28"/>
-              </w:rPr>
-            </w:pPr>
-            <w:r>
-              <w:rPr>
-                <w:rFonts w:ascii="Times New Roman" w:hAnsi="Times New Roman" w:cs="Times New Roman"/>
-                <w:sz w:val="28"/>
-                <w:szCs w:val="28"/>
-              </w:rPr>
-              <w:t>…</w:t>
-            </w:r>
-          </w:p>
-          <w:p>
-            <w:pPr>
-              <w:spacing w:line="276" w:lineRule="auto"/>
-              <w:jc w:val="both"/>
-              <w:rPr>
-                <w:rFonts w:ascii="Times New Roman" w:hAnsi="Times New Roman" w:cs="Times New Roman"/>
-                <w:sz w:val="28"/>
-                <w:szCs w:val="28"/>
-              </w:rPr>
-            </w:pPr>
-            <w:r>
-              <w:rPr>
-                <w:rFonts w:ascii="Times New Roman" w:hAnsi="Times New Roman" w:cs="Times New Roman"/>
-                <w:sz w:val="28"/>
-                <w:szCs w:val="28"/>
-              </w:rPr>
-              <w:lastRenderedPageBreak/>
-              <w:t xml:space="preserve">Все изменения и дополнения к Политике утверждаются </w:t>
-            </w:r>
-            <w:r>
-              <w:rPr>
-                <w:rFonts w:ascii="Times New Roman" w:hAnsi="Times New Roman" w:cs="Times New Roman"/>
-                <w:b/>
-                <w:sz w:val="28"/>
-                <w:szCs w:val="28"/>
-              </w:rPr>
-              <w:t>Верховным попечителем / Попечительским советом</w:t>
-            </w:r>
-            <w:r>
-              <w:rPr>
-                <w:rFonts w:ascii="Times New Roman" w:hAnsi="Times New Roman" w:cs="Times New Roman"/>
-                <w:sz w:val="28"/>
-                <w:szCs w:val="28"/>
-              </w:rPr>
               <w:t xml:space="preserve"> Фонда </w:t>
             </w:r>
             <w:r>
@@ -3502,7 +3556,7 @@
                 <w:sz w:val="28"/>
                 <w:szCs w:val="28"/>
               </w:rPr>
-              <w:t>по представлению Управляющего совета</w:t>
+              <w:t>с уведомлением Верховного попечителя в порядке пункта 3.11 Положения Фонда</w:t>
             </w:r>
             <w:r>
               <w:rPr>
@@ -3538,8 +3592,7 @@
                 <w:sz w:val="28"/>
                 <w:szCs w:val="28"/>
               </w:rPr>
-              <w:lastRenderedPageBreak/>
-              <w:t>Подпункт д) пункта 3.2 и пункт 8.7 Положения ЦАКФ (в редакции проекта изменений)</w:t>
+              <w:t>Пункты 8.7 и 3.11 Положения ЦАКФ (в редакции проекта изменений)</w:t>
             </w:r>
           </w:p>
         </w:tc>
@@ -3630,7 +3683,7 @@
                 <w:sz w:val="28"/>
                 <w:szCs w:val="28"/>
               </w:rPr>
-              <w:t>—</w:t>
+              <w:t>–</w:t>
             </w:r>
           </w:p>
         </w:tc>
@@ -3659,7 +3712,7 @@
                 <w:sz w:val="28"/>
                 <w:szCs w:val="28"/>
               </w:rPr>
-              <w:t>9-1. Закупка основных средств стоимостью свыше восьмитысячекратного размера месячного расчетного показателя, установленного на соответствующий финансовый год, осуществляется после одобрения Попечительского совета в соответствии с подпунктом а) пункта 3.2 Положения Фонда.</w:t>
+              <w:t>9-1. Закупка основных средств стоимостью свыше восьмитысячекратного размера месячного расчетного показателя, установленного на соответствующий финансовый год, осуществляется по решению Управляющего совета с уведомлением Верховного попечителя в соответствии с подпунктом а) пункта 14.1 и пунктом 3.11 Положения Фонда.</w:t>
             </w:r>
           </w:p>
         </w:tc>
@@ -3687,7 +3740,7 @@
                 <w:sz w:val="28"/>
                 <w:szCs w:val="28"/>
               </w:rPr>
-              <w:t>Подпункт а) пункта 3.2 Положения ЦАКФ (в редакции проекта изменений)</w:t>
+              <w:t>Подпункт а) пункта 14.1 и пункт 3.11 Положения ЦАКФ (в редакции проекта изменений)</w:t>
             </w:r>
           </w:p>
         </w:tc>
@@ -3764,16 +3817,7 @@
                 <w:sz w:val="28"/>
                 <w:szCs w:val="28"/>
               </w:rPr>
-              <w:t xml:space="preserve">В случае, когда закупка способом конкурса в стоимостном выражении превышает восьми тысячекратный размер месячного расчетного показателя, установленного на соответствующий финансовый год, </w:t>
-            </w:r>
-            <w:r>
-              <w:rPr>
-                <w:rFonts w:ascii="Times New Roman" w:hAnsi="Times New Roman" w:cs="Times New Roman"/>
-                <w:sz w:val="28"/>
-                <w:szCs w:val="28"/>
-              </w:rPr>
-              <w:lastRenderedPageBreak/>
-              <w:t>при этом решающим условием является цена, то в состав комиссии включается (-ются) члены Попечительского совета Фонда.</w:t>
+              <w:t>В случае, когда закупка способом конкурса в стоимостном выражении превышает восьми тысячекратный размер месячного расчетного показателя, установленного на соответствующий финансовый год, при этом решающим условием является цена, то в состав комиссии включается (-ются) члены Попечительского совета Фонда.</w:t>
             </w:r>
           </w:p>
         </w:tc>
@@ -3802,7 +3846,6 @@
                 <w:sz w:val="28"/>
                 <w:szCs w:val="28"/>
               </w:rPr>
-              <w:lastRenderedPageBreak/>
               <w:t>Второй абзац пункта 20 исключить.</w:t>
             </w:r>
           </w:p>
@@ -3831,7 +3874,7 @@
                 <w:sz w:val="28"/>
                 <w:szCs w:val="28"/>
               </w:rPr>
-              <w:t>Положение Фонда не возлагает на Попечительский совет участие в закупочных процедурах; одобрение приобретения основных средств — подпункт а) пункта 3.2 Положения ЦАКФ (в редакции проекта изменений)</w:t>
+              <w:t>Положение Фонда не возлагает на Попечительский совет участие в закупочных процедурах; решения по основным средствам – подпункт а) пункта 14.1 Положения ЦАКФ (в редакции проекта изменений)</w:t>
             </w:r>
           </w:p>
         </w:tc>
@@ -4114,7 +4157,7 @@
             <w:rStyle w:val="a8"/>
             <w:noProof/>
           </w:rPr>
-          <w:t>10</w:t>
+          <w:t>4</w:t>
         </w:r>
         <w:r>
           <w:rPr>

--- a/Устав/_документы/СТ по ВНД.docx
+++ b/Устав/_документы/СТ по ВНД.docx
@@ -467,7 +467,7 @@
                 <w:sz w:val="28"/>
                 <w:szCs w:val="28"/>
               </w:rPr>
-              <w:t xml:space="preserve"> сотрудники ЦАКФ назначаются Главным исполнительным директором, Руководителем Проектного офиса, </w:t>
+              <w:t xml:space="preserve"> сотрудники ЦАКФ назначаются Главным исполнительным директором, </w:t>
             </w:r>
             <w:r>
               <w:rPr>
@@ -512,7 +512,16 @@
                 <w:sz w:val="28"/>
                 <w:szCs w:val="28"/>
               </w:rPr>
-              <w:t>Устранение опечатки. Подпункт (iii) подпункта а) пункта 8.3 Положения ЦАКФ (в редакции проекта изменений)</w:t>
+              <w:t xml:space="preserve">Устранение опечатки. Подпункт (iii) подпункта а) пункта 8.3 Положения ЦАКФ (в редакции проекта изменений). Наименование должности Председателя Управляющего совета – «Главный исполнительный директор», без слов «Руководитель Проектного офиса»: во избежание смешения с Проектным офисом «Таза Қазақстан» и с должностью Руководителя Проектного </w:t>
+            </w:r>
+            <w:r>
+              <w:rPr>
+                <w:rFonts w:ascii="Times New Roman" w:hAnsi="Times New Roman" w:cs="Times New Roman"/>
+                <w:sz w:val="28"/>
+                <w:szCs w:val="28"/>
+              </w:rPr>
+              <w:lastRenderedPageBreak/>
+              <w:t>офиса для Центральной Азии по изменению климата и зеленой энергетике</w:t>
             </w:r>
           </w:p>
         </w:tc>
@@ -542,6 +551,7 @@
                 <w:sz w:val="28"/>
                 <w:szCs w:val="28"/>
               </w:rPr>
+              <w:lastRenderedPageBreak/>
               <w:t>3</w:t>
             </w:r>
           </w:p>
@@ -701,16 +711,7 @@
                 <w:sz w:val="28"/>
                 <w:szCs w:val="28"/>
               </w:rPr>
-              <w:t xml:space="preserve">Раздел 6. Отпуск членам Попечительского совета </w:t>
-            </w:r>
-            <w:r>
-              <w:rPr>
-                <w:rFonts w:ascii="Times New Roman" w:hAnsi="Times New Roman" w:cs="Times New Roman"/>
-                <w:sz w:val="28"/>
-                <w:szCs w:val="28"/>
-              </w:rPr>
-              <w:lastRenderedPageBreak/>
-              <w:t>представляется по согласованию с учредителем.</w:t>
+              <w:t>Раздел 6. Отпуск членам Попечительского совета представляется по согласованию с учредителем.</w:t>
             </w:r>
           </w:p>
         </w:tc>
@@ -738,7 +739,6 @@
                 <w:sz w:val="28"/>
                 <w:szCs w:val="28"/>
               </w:rPr>
-              <w:lastRenderedPageBreak/>
               <w:t xml:space="preserve">Раздел 6. </w:t>
             </w:r>
             <w:r>
@@ -748,17 +748,7 @@
                 <w:sz w:val="28"/>
                 <w:szCs w:val="28"/>
               </w:rPr>
-              <w:t xml:space="preserve">Отпуск Верховному попечителю предоставляется по </w:t>
-            </w:r>
-            <w:r>
-              <w:rPr>
-                <w:rFonts w:ascii="Times New Roman" w:hAnsi="Times New Roman" w:cs="Times New Roman"/>
-                <w:b/>
-                <w:sz w:val="28"/>
-                <w:szCs w:val="28"/>
-              </w:rPr>
-              <w:lastRenderedPageBreak/>
-              <w:t xml:space="preserve">согласованию с Учредителем, Попечителям </w:t>
+              <w:t xml:space="preserve">Отпуск Верховному попечителю предоставляется по согласованию с Учредителем, Попечителям </w:t>
             </w:r>
             <w:r>
               <w:rPr>
@@ -804,7 +794,6 @@
                 <w:sz w:val="28"/>
                 <w:szCs w:val="28"/>
               </w:rPr>
-              <w:lastRenderedPageBreak/>
               <w:t xml:space="preserve">Согласование </w:t>
             </w:r>
             <w:r>
@@ -821,16 +810,7 @@
                 <w:sz w:val="28"/>
                 <w:szCs w:val="28"/>
               </w:rPr>
-              <w:t xml:space="preserve"> с органом, назначающим члена </w:t>
-            </w:r>
-            <w:r>
-              <w:rPr>
-                <w:rFonts w:ascii="Times New Roman" w:hAnsi="Times New Roman" w:cs="Times New Roman"/>
-                <w:sz w:val="28"/>
-                <w:szCs w:val="28"/>
-              </w:rPr>
-              <w:lastRenderedPageBreak/>
-              <w:t>Попечительского совета (подпункт а) пункта 2.1, подпункт з) пункта 3.5 Положения ЦАКФ (в редакции проекта изменений))</w:t>
+              <w:t xml:space="preserve"> с органом, назначающим члена Попечительского совета (подпункт а) пункта 2.1, подпункт з) пункта 3.5 Положения ЦАКФ (в редакции проекта изменений))</w:t>
             </w:r>
           </w:p>
         </w:tc>
@@ -860,7 +840,6 @@
                 <w:sz w:val="28"/>
                 <w:szCs w:val="28"/>
               </w:rPr>
-              <w:lastRenderedPageBreak/>
               <w:t>5</w:t>
             </w:r>
           </w:p>
@@ -1067,7 +1046,17 @@
                 <w:sz w:val="28"/>
                 <w:szCs w:val="28"/>
               </w:rPr>
-              <w:t>на основании собственного приказа. О зарубежных командировках Главный исполнительный директор уведомляет Верховного попечителя.</w:t>
+              <w:t xml:space="preserve">на основании собственного приказа. О зарубежных командировках </w:t>
+            </w:r>
+            <w:r>
+              <w:rPr>
+                <w:rFonts w:ascii="Times New Roman" w:hAnsi="Times New Roman" w:cs="Times New Roman"/>
+                <w:b/>
+                <w:sz w:val="28"/>
+                <w:szCs w:val="28"/>
+              </w:rPr>
+              <w:lastRenderedPageBreak/>
+              <w:t>Главный исполнительный директор уведомляет Верховного попечителя.</w:t>
             </w:r>
           </w:p>
         </w:tc>
@@ -1095,7 +1084,17 @@
                 <w:sz w:val="28"/>
                 <w:szCs w:val="28"/>
               </w:rPr>
-              <w:t xml:space="preserve">Исключение административных согласований с Верховным попечителем. Командировки заместителей Главного исполнительного директора и членов Управляющего совета </w:t>
+              <w:lastRenderedPageBreak/>
+              <w:t xml:space="preserve">Исключение административных согласований с Верховным попечителем. Командировки заместителей Главного исполнительного директора и </w:t>
+            </w:r>
+            <w:r>
+              <w:rPr>
+                <w:rFonts w:ascii="Times New Roman" w:hAnsi="Times New Roman" w:cs="Times New Roman"/>
+                <w:sz w:val="28"/>
+                <w:szCs w:val="28"/>
+              </w:rPr>
+              <w:lastRenderedPageBreak/>
+              <w:t xml:space="preserve">членов Управляющего совета </w:t>
             </w:r>
             <w:r>
               <w:rPr>
@@ -1141,6 +1140,7 @@
                 <w:sz w:val="28"/>
                 <w:szCs w:val="28"/>
               </w:rPr>
+              <w:lastRenderedPageBreak/>
               <w:t>7</w:t>
             </w:r>
           </w:p>
@@ -1220,7 +1220,46 @@
                 <w:sz w:val="28"/>
                 <w:szCs w:val="28"/>
               </w:rPr>
-              <w:t xml:space="preserve">1. На период временного отсутствия Главного исполнительного директора (отпуск, болезнь, командировка и иные случаи) его </w:t>
+              <w:t xml:space="preserve">1. На период временного отсутствия Главного исполнительного директора (отпуск, болезнь, командировка и иные случаи) его обязанности исполняет член Управляющего совета, назначенный приказом Главного исполнительного директора, а при отсутствии такого приказа </w:t>
+            </w:r>
+            <w:r>
+              <w:rPr>
+                <w:rFonts w:ascii="Times New Roman" w:hAnsi="Times New Roman" w:cs="Times New Roman"/>
+                <w:b/>
+                <w:sz w:val="28"/>
+                <w:szCs w:val="28"/>
+              </w:rPr>
+              <w:t>–</w:t>
+            </w:r>
+            <w:r>
+              <w:rPr>
+                <w:rFonts w:ascii="Times New Roman" w:hAnsi="Times New Roman" w:cs="Times New Roman"/>
+                <w:b/>
+                <w:sz w:val="28"/>
+                <w:szCs w:val="28"/>
+              </w:rPr>
+              <w:t xml:space="preserve"> Заместитель Главного исполнительного директора по стратегии и проектам (пункт 8.9 Положения ЦАКФ). Полномочия по распоряжению банковскими счетами и подписанию договоров осуществляются на основании доверенности.</w:t>
+            </w:r>
+          </w:p>
+          <w:p>
+            <w:pPr>
+              <w:spacing w:line="276" w:lineRule="auto"/>
+              <w:jc w:val="both"/>
+              <w:rPr>
+                <w:rFonts w:ascii="Times New Roman" w:hAnsi="Times New Roman" w:cs="Times New Roman"/>
+                <w:b/>
+                <w:sz w:val="28"/>
+                <w:szCs w:val="28"/>
+              </w:rPr>
+            </w:pPr>
+            <w:r>
+              <w:rPr>
+                <w:rFonts w:ascii="Times New Roman" w:hAnsi="Times New Roman" w:cs="Times New Roman"/>
+                <w:b/>
+                <w:sz w:val="28"/>
+                <w:szCs w:val="28"/>
+              </w:rPr>
+              <w:t xml:space="preserve">2. На период временного отсутствия члена Управляющего совета (отпуск, болезнь, командировка и иные </w:t>
             </w:r>
             <w:r>
               <w:rPr>
@@ -1230,7 +1269,7 @@
                 <w:szCs w:val="28"/>
               </w:rPr>
               <w:lastRenderedPageBreak/>
-              <w:t xml:space="preserve">обязанности исполняет член Управляющего совета, назначенный приказом Главного исполнительного директора, а при отсутствии такого приказа </w:t>
+              <w:t xml:space="preserve">случаи), когда необходимо исполнение его обязанностей, их исполняет другой член Управляющего совета </w:t>
             </w:r>
             <w:r>
               <w:rPr>
@@ -1248,28 +1287,7 @@
                 <w:sz w:val="28"/>
                 <w:szCs w:val="28"/>
               </w:rPr>
-              <w:t xml:space="preserve"> Заместитель Главного исполнительного директора (пункт 8.9 Положения ЦАКФ). Полномочия по распоряжению банковскими счетами и подписанию договоров осуществляются на основании доверенности.</w:t>
-            </w:r>
-          </w:p>
-          <w:p>
-            <w:pPr>
-              <w:spacing w:line="276" w:lineRule="auto"/>
-              <w:jc w:val="both"/>
-              <w:rPr>
-                <w:rFonts w:ascii="Times New Roman" w:hAnsi="Times New Roman" w:cs="Times New Roman"/>
-                <w:b/>
-                <w:sz w:val="28"/>
-                <w:szCs w:val="28"/>
-              </w:rPr>
-            </w:pPr>
-            <w:r>
-              <w:rPr>
-                <w:rFonts w:ascii="Times New Roman" w:hAnsi="Times New Roman" w:cs="Times New Roman"/>
-                <w:b/>
-                <w:sz w:val="28"/>
-                <w:szCs w:val="28"/>
-              </w:rPr>
-              <w:t xml:space="preserve">2. На период временного отсутствия члена Управляющего совета (отпуск, болезнь, командировка и иные случаи), когда необходимо исполнение его обязанностей, их исполняет другой член Управляющего совета </w:t>
+              <w:t xml:space="preserve"> Главный исполнительный директор или Заместитель Главного исполнительного директора по стратегии и проектам </w:t>
             </w:r>
             <w:r>
               <w:rPr>
@@ -1287,24 +1305,6 @@
                 <w:sz w:val="28"/>
                 <w:szCs w:val="28"/>
               </w:rPr>
-              <w:t xml:space="preserve"> Главный исполнительный директор или Заместитель Главного исполнительного директора </w:t>
-            </w:r>
-            <w:r>
-              <w:rPr>
-                <w:rFonts w:ascii="Times New Roman" w:hAnsi="Times New Roman" w:cs="Times New Roman"/>
-                <w:b/>
-                <w:sz w:val="28"/>
-                <w:szCs w:val="28"/>
-              </w:rPr>
-              <w:t>–</w:t>
-            </w:r>
-            <w:r>
-              <w:rPr>
-                <w:rFonts w:ascii="Times New Roman" w:hAnsi="Times New Roman" w:cs="Times New Roman"/>
-                <w:b/>
-                <w:sz w:val="28"/>
-                <w:szCs w:val="28"/>
-              </w:rPr>
               <w:t xml:space="preserve"> в соответствии с приказом Главного исполнительного директора.</w:t>
             </w:r>
           </w:p>
@@ -1326,7 +1326,27 @@
                 <w:sz w:val="28"/>
                 <w:szCs w:val="28"/>
               </w:rPr>
-              <w:t xml:space="preserve">3. Обязанности временно отсутствующего руководителя </w:t>
+              <w:t>3. Обязанности временно отсутствующего руководителя структурного подразделения или иного работника возлагаются приказом Главного исполнительного директора на другого работника с его согласия.</w:t>
+            </w:r>
+          </w:p>
+          <w:p>
+            <w:pPr>
+              <w:spacing w:line="276" w:lineRule="auto"/>
+              <w:jc w:val="both"/>
+              <w:rPr>
+                <w:rFonts w:ascii="Times New Roman" w:hAnsi="Times New Roman" w:cs="Times New Roman"/>
+                <w:sz w:val="28"/>
+                <w:szCs w:val="28"/>
+              </w:rPr>
+            </w:pPr>
+            <w:r>
+              <w:rPr>
+                <w:rFonts w:ascii="Times New Roman" w:hAnsi="Times New Roman" w:cs="Times New Roman"/>
+                <w:b/>
+                <w:sz w:val="28"/>
+                <w:szCs w:val="28"/>
+              </w:rPr>
+              <w:t xml:space="preserve">4. Работнику, в том числе члену Управляющего совета, исполняющему обязанности временно отсутствующего работника (члена Управляющего совета) без освобождения от своей основной работы, производится доплата в размере 30 процентов должностного </w:t>
             </w:r>
             <w:r>
               <w:rPr>
@@ -1336,27 +1356,7 @@
                 <w:szCs w:val="28"/>
               </w:rPr>
               <w:lastRenderedPageBreak/>
-              <w:t>структурного подразделения или иного работника возлагаются приказом Главного исполнительного директора на другого работника с его согласия.</w:t>
-            </w:r>
-          </w:p>
-          <w:p>
-            <w:pPr>
-              <w:spacing w:line="276" w:lineRule="auto"/>
-              <w:jc w:val="both"/>
-              <w:rPr>
-                <w:rFonts w:ascii="Times New Roman" w:hAnsi="Times New Roman" w:cs="Times New Roman"/>
-                <w:sz w:val="28"/>
-                <w:szCs w:val="28"/>
-              </w:rPr>
-            </w:pPr>
-            <w:r>
-              <w:rPr>
-                <w:rFonts w:ascii="Times New Roman" w:hAnsi="Times New Roman" w:cs="Times New Roman"/>
-                <w:b/>
-                <w:sz w:val="28"/>
-                <w:szCs w:val="28"/>
-              </w:rPr>
-              <w:t>4. Работнику, в том числе члену Управляющего совета, исполняющему обязанности временно отсутствующего работника (члена Управляющего совета) без освобождения от своей основной работы, производится доплата в размере 30 процентов должностного оклада по основной работе. Доплата устанавливается приказом Главного исполнительного директора с указанием срока замещения и выплачивается за фактическое время замещения.</w:t>
+              <w:t>оклада по основной работе. Доплата устанавливается приказом Главного исполнительного директора с указанием срока замещения и выплачивается за фактическое время замещения.</w:t>
             </w:r>
           </w:p>
         </w:tc>
@@ -1481,17 +1481,7 @@
                 <w:sz w:val="28"/>
                 <w:szCs w:val="28"/>
               </w:rPr>
-              <w:t xml:space="preserve">и истечения срока для возражений </w:t>
-            </w:r>
-            <w:r>
-              <w:rPr>
-                <w:rFonts w:ascii="Times New Roman" w:hAnsi="Times New Roman" w:cs="Times New Roman"/>
-                <w:b/>
-                <w:sz w:val="28"/>
-                <w:szCs w:val="28"/>
-              </w:rPr>
-              <w:lastRenderedPageBreak/>
-              <w:t>Верховного попечителя (пункт 3.11 Положения ЦАКФ)</w:t>
+              <w:t>и истечения срока для возражений Верховного попечителя (пункт 3.11 Положения ЦАКФ)</w:t>
             </w:r>
             <w:r>
               <w:rPr>
@@ -1527,17 +1517,7 @@
                 <w:sz w:val="28"/>
                 <w:szCs w:val="28"/>
               </w:rPr>
-              <w:lastRenderedPageBreak/>
-              <w:t xml:space="preserve">Пункты 8.7 и 3.11 Положения ЦАКФ (в редакции проекта изменений): политики Фонда утверждает Управляющий совет с уведомлением Верховного попечителя, который вправе </w:t>
-            </w:r>
-            <w:r>
-              <w:rPr>
-                <w:rFonts w:ascii="Times New Roman" w:hAnsi="Times New Roman" w:cs="Times New Roman"/>
-                <w:sz w:val="28"/>
-                <w:szCs w:val="28"/>
-              </w:rPr>
-              <w:lastRenderedPageBreak/>
-              <w:t>возразить в течение 10 рабочих дней</w:t>
+              <w:t>Пункты 8.7 и 3.11 Положения ЦАКФ (в редакции проекта изменений): политики Фонда утверждает Управляющий совет с уведомлением Верховного попечителя, который вправе возразить в течение 10 рабочих дней</w:t>
             </w:r>
           </w:p>
         </w:tc>
@@ -1570,7 +1550,6 @@
                 <w:sz w:val="28"/>
                 <w:szCs w:val="28"/>
               </w:rPr>
-              <w:lastRenderedPageBreak/>
               <w:t>II. Политика по борьбе со взяточничеством и коррупцией</w:t>
             </w:r>
           </w:p>
@@ -1811,6 +1790,7 @@
                 <w:sz w:val="28"/>
                 <w:szCs w:val="28"/>
               </w:rPr>
+              <w:lastRenderedPageBreak/>
               <w:t>- Заместителю генерального директора по правовым вопросам</w:t>
             </w:r>
           </w:p>
@@ -1858,6 +1838,7 @@
                 <w:sz w:val="28"/>
                 <w:szCs w:val="28"/>
               </w:rPr>
+              <w:lastRenderedPageBreak/>
               <w:t>Раздел 11. … должен немедленно сообщить об этом:</w:t>
             </w:r>
           </w:p>
@@ -1877,6 +1858,7 @@
                 <w:sz w:val="28"/>
                 <w:szCs w:val="28"/>
               </w:rPr>
+              <w:lastRenderedPageBreak/>
               <w:t xml:space="preserve">- </w:t>
             </w:r>
             <w:r>
@@ -1933,6 +1915,7 @@
                 <w:sz w:val="28"/>
                 <w:szCs w:val="28"/>
               </w:rPr>
+              <w:lastRenderedPageBreak/>
               <w:t>То же</w:t>
             </w:r>
           </w:p>
@@ -4157,7 +4140,7 @@
             <w:rStyle w:val="a8"/>
             <w:noProof/>
           </w:rPr>
-          <w:t>4</w:t>
+          <w:t>5</w:t>
         </w:r>
         <w:r>
           <w:rPr>

--- a/Устав/_документы/СТ по ВНД.docx
+++ b/Устав/_документы/СТ по ВНД.docx
@@ -1238,7 +1238,25 @@
                 <w:sz w:val="28"/>
                 <w:szCs w:val="28"/>
               </w:rPr>
-              <w:t xml:space="preserve"> Заместитель Главного исполнительного директора по стратегии и проектам (пункт 8.9 Положения ЦАКФ). Полномочия по распоряжению банковскими счетами и подписанию договоров осуществляются на основании доверенности.</w:t>
+              <w:t xml:space="preserve"> </w:t>
+            </w:r>
+            <w:r>
+              <w:rPr>
+                <w:rFonts w:ascii="Times New Roman" w:hAnsi="Times New Roman" w:cs="Times New Roman"/>
+                <w:b/>
+                <w:sz w:val="28"/>
+                <w:szCs w:val="28"/>
+              </w:rPr>
+              <w:t>Заместитель Главного исполнительного директора</w:t>
+            </w:r>
+            <w:r>
+              <w:rPr>
+                <w:rFonts w:ascii="Times New Roman" w:hAnsi="Times New Roman" w:cs="Times New Roman"/>
+                <w:b/>
+                <w:sz w:val="28"/>
+                <w:szCs w:val="28"/>
+              </w:rPr>
+              <w:t xml:space="preserve"> (пункт 8.9 Положения ЦАКФ). Полномочия по распоряжению банковскими счетами и подписанию договоров осуществляются на основании доверенности.</w:t>
             </w:r>
           </w:p>
           <w:p>
@@ -1287,7 +1305,25 @@
                 <w:sz w:val="28"/>
                 <w:szCs w:val="28"/>
               </w:rPr>
-              <w:t xml:space="preserve"> Главный исполнительный директор или Заместитель Главного исполнительного директора по стратегии и проектам </w:t>
+              <w:t xml:space="preserve"> Главный исполнительный директор или </w:t>
+            </w:r>
+            <w:r>
+              <w:rPr>
+                <w:rFonts w:ascii="Times New Roman" w:hAnsi="Times New Roman" w:cs="Times New Roman"/>
+                <w:b/>
+                <w:sz w:val="28"/>
+                <w:szCs w:val="28"/>
+              </w:rPr>
+              <w:t>Заместитель Главного исполнительного директора</w:t>
+            </w:r>
+            <w:r>
+              <w:rPr>
+                <w:rFonts w:ascii="Times New Roman" w:hAnsi="Times New Roman" w:cs="Times New Roman"/>
+                <w:b/>
+                <w:sz w:val="28"/>
+                <w:szCs w:val="28"/>
+              </w:rPr>
+              <w:t xml:space="preserve"> </w:t>
             </w:r>
             <w:r>
               <w:rPr>
@@ -2272,6 +2308,7 @@
                 <w:sz w:val="28"/>
                 <w:szCs w:val="28"/>
               </w:rPr>
+              <w:lastRenderedPageBreak/>
               <w:t>(d) Уведомление: Сотрудник Фонда обязан немедленно уведомить Директора по правовым вопросам Фонда о любых подозрительных действиях …</w:t>
             </w:r>
           </w:p>
@@ -2300,6 +2337,7 @@
                 <w:sz w:val="28"/>
                 <w:szCs w:val="28"/>
               </w:rPr>
+              <w:lastRenderedPageBreak/>
               <w:t xml:space="preserve">Раздел 6. (c) Мониторинг: ответственность за мониторинг осуществления политики возлагается на </w:t>
             </w:r>
             <w:r>
@@ -2309,7 +2347,17 @@
                 <w:sz w:val="28"/>
                 <w:szCs w:val="28"/>
               </w:rPr>
-              <w:t>ответственное лицо по вопросам соблюдения нормативных требований (комплаенс), назначаемое приказом Главного исполнительного директора</w:t>
+              <w:t xml:space="preserve">ответственное лицо по вопросам соблюдения нормативных требований (комплаенс), назначаемое </w:t>
+            </w:r>
+            <w:r>
+              <w:rPr>
+                <w:rFonts w:ascii="Times New Roman" w:hAnsi="Times New Roman" w:cs="Times New Roman"/>
+                <w:b/>
+                <w:sz w:val="28"/>
+                <w:szCs w:val="28"/>
+              </w:rPr>
+              <w:lastRenderedPageBreak/>
+              <w:t>приказом Главного исполнительного директора</w:t>
             </w:r>
             <w:r>
               <w:rPr>
@@ -2381,6 +2429,7 @@
                 <w:sz w:val="28"/>
                 <w:szCs w:val="28"/>
               </w:rPr>
+              <w:lastRenderedPageBreak/>
               <w:t>Должности Директора по правовым вопросам в структуре Фонда нет</w:t>
             </w:r>
           </w:p>
@@ -2713,7 +2762,16 @@
                 <w:sz w:val="28"/>
                 <w:szCs w:val="28"/>
               </w:rPr>
-              <w:t>Раздел 4.1. Не подлежат опубликованию внутренние приказы и резолюции Фонда, материалы собраний Совета правления и Попечительского совета Фонда, которые считаются конфиденциальными.</w:t>
+              <w:t xml:space="preserve">Раздел 4.1. Не подлежат опубликованию внутренние приказы и резолюции Фонда, материалы собраний Совета </w:t>
+            </w:r>
+            <w:r>
+              <w:rPr>
+                <w:rFonts w:ascii="Times New Roman" w:hAnsi="Times New Roman" w:cs="Times New Roman"/>
+                <w:sz w:val="28"/>
+                <w:szCs w:val="28"/>
+              </w:rPr>
+              <w:lastRenderedPageBreak/>
+              <w:t>правления и Попечительского совета Фонда, которые считаются конфиденциальными.</w:t>
             </w:r>
           </w:p>
         </w:tc>
@@ -2741,6 +2799,7 @@
                 <w:sz w:val="28"/>
                 <w:szCs w:val="28"/>
               </w:rPr>
+              <w:lastRenderedPageBreak/>
               <w:t xml:space="preserve">Раздел 4.1. Не подлежат опубликованию внутренние приказы и резолюции Фонда, материалы </w:t>
             </w:r>
             <w:r>
@@ -2758,7 +2817,16 @@
                 <w:sz w:val="28"/>
                 <w:szCs w:val="28"/>
               </w:rPr>
-              <w:t xml:space="preserve"> и Попечительского совета Фонда, которые считаются конфиденциальными.</w:t>
+              <w:t xml:space="preserve"> и </w:t>
+            </w:r>
+            <w:r>
+              <w:rPr>
+                <w:rFonts w:ascii="Times New Roman" w:hAnsi="Times New Roman" w:cs="Times New Roman"/>
+                <w:sz w:val="28"/>
+                <w:szCs w:val="28"/>
+              </w:rPr>
+              <w:lastRenderedPageBreak/>
+              <w:t>Попечительского совета Фонда, которые считаются конфиденциальными.</w:t>
             </w:r>
           </w:p>
         </w:tc>
@@ -2786,6 +2854,7 @@
                 <w:sz w:val="28"/>
                 <w:szCs w:val="28"/>
               </w:rPr>
+              <w:lastRenderedPageBreak/>
               <w:t>Органа «Совет правления» в Фонде нет</w:t>
             </w:r>
           </w:p>
@@ -3156,7 +3225,16 @@
                 <w:sz w:val="28"/>
                 <w:szCs w:val="28"/>
               </w:rPr>
-              <w:t>Все изменения и дополнения к Политике утверждаются Попечительским Советом Фонда и публикуются на официальном сайте Фонда для всеобщего доступа.</w:t>
+              <w:t xml:space="preserve">Все изменения и дополнения к Политике утверждаются Попечительским Советом Фонда и публикуются на официальном </w:t>
+            </w:r>
+            <w:r>
+              <w:rPr>
+                <w:rFonts w:ascii="Times New Roman" w:hAnsi="Times New Roman" w:cs="Times New Roman"/>
+                <w:sz w:val="28"/>
+                <w:szCs w:val="28"/>
+              </w:rPr>
+              <w:lastRenderedPageBreak/>
+              <w:t>сайте Фонда для всеобщего доступа.</w:t>
             </w:r>
           </w:p>
         </w:tc>
@@ -3184,6 +3262,7 @@
                 <w:sz w:val="28"/>
                 <w:szCs w:val="28"/>
               </w:rPr>
+              <w:lastRenderedPageBreak/>
               <w:t xml:space="preserve">Заключительные положения. Настоящая Политика разработана </w:t>
             </w:r>
             <w:r>
@@ -3265,7 +3344,17 @@
                 <w:sz w:val="28"/>
                 <w:szCs w:val="28"/>
               </w:rPr>
-              <w:t>с уведомлением Верховного попечителя в порядке пункта 3.11 Положения Фонда</w:t>
+              <w:t xml:space="preserve">с уведомлением Верховного попечителя в порядке пункта 3.11 </w:t>
+            </w:r>
+            <w:r>
+              <w:rPr>
+                <w:rFonts w:ascii="Times New Roman" w:hAnsi="Times New Roman" w:cs="Times New Roman"/>
+                <w:b/>
+                <w:sz w:val="28"/>
+                <w:szCs w:val="28"/>
+              </w:rPr>
+              <w:lastRenderedPageBreak/>
+              <w:t>Положения Фонда</w:t>
             </w:r>
             <w:r>
               <w:rPr>
@@ -3301,6 +3390,7 @@
                 <w:sz w:val="28"/>
                 <w:szCs w:val="28"/>
               </w:rPr>
+              <w:lastRenderedPageBreak/>
               <w:t>Пункты 8.7 и 3.11 Положения ЦАКФ (в редакции проекта изменений)</w:t>
             </w:r>
           </w:p>
@@ -3695,7 +3785,17 @@
                 <w:sz w:val="28"/>
                 <w:szCs w:val="28"/>
               </w:rPr>
-              <w:t>9-1. Закупка основных средств стоимостью свыше восьмитысячекратного размера месячного расчетного показателя, установленного на соответствующий финансовый год, осуществляется по решению Управляющего совета с уведомлением Верховного попечителя в соответствии с подпунктом а) пункта 14.1 и пунктом 3.11 Положения Фонда.</w:t>
+              <w:t xml:space="preserve">9-1. Закупка основных средств стоимостью свыше восьмитысячекратного размера месячного расчетного показателя, установленного на соответствующий финансовый год, осуществляется по решению Управляющего совета с уведомлением Верховного </w:t>
+            </w:r>
+            <w:r>
+              <w:rPr>
+                <w:rFonts w:ascii="Times New Roman" w:hAnsi="Times New Roman" w:cs="Times New Roman"/>
+                <w:b/>
+                <w:sz w:val="28"/>
+                <w:szCs w:val="28"/>
+              </w:rPr>
+              <w:lastRenderedPageBreak/>
+              <w:t>попечителя в соответствии с подпунктом а) пункта 14.1 и пунктом 3.11 Положения Фонда.</w:t>
             </w:r>
           </w:p>
         </w:tc>
@@ -3723,6 +3823,7 @@
                 <w:sz w:val="28"/>
                 <w:szCs w:val="28"/>
               </w:rPr>
+              <w:lastRenderedPageBreak/>
               <w:t>Подпункт а) пункта 14.1 и пункт 3.11 Положения ЦАКФ (в редакции проекта изменений)</w:t>
             </w:r>
           </w:p>
@@ -3928,7 +4029,16 @@
                 <w:sz w:val="28"/>
                 <w:szCs w:val="28"/>
               </w:rPr>
-              <w:t>В случае, когда закупка способом конкурса в стоимостном выражении превышает восьми тысячекратный размер месячного расчетного показателя, установленного на соответствующий финансовый год, при этом решающим условием является цена, то Председателем Конкурсной комиссии является член Попечительского совета Фонда.</w:t>
+              <w:t xml:space="preserve">В случае, когда закупка способом конкурса в стоимостном выражении превышает восьми тысячекратный размер месячного расчетного показателя, установленного на соответствующий финансовый год, при этом решающим условием </w:t>
+            </w:r>
+            <w:r>
+              <w:rPr>
+                <w:rFonts w:ascii="Times New Roman" w:hAnsi="Times New Roman" w:cs="Times New Roman"/>
+                <w:sz w:val="28"/>
+                <w:szCs w:val="28"/>
+              </w:rPr>
+              <w:lastRenderedPageBreak/>
+              <w:t>является цена, то Председателем Конкурсной комиссии является член Попечительского совета Фонда.</w:t>
             </w:r>
           </w:p>
         </w:tc>
@@ -3954,6 +4064,7 @@
                 <w:sz w:val="28"/>
                 <w:szCs w:val="28"/>
               </w:rPr>
+              <w:lastRenderedPageBreak/>
               <w:t>Второй абзац пункта 21 исключить.</w:t>
             </w:r>
           </w:p>
@@ -4140,7 +4251,7 @@
             <w:rStyle w:val="a8"/>
             <w:noProof/>
           </w:rPr>
-          <w:t>5</w:t>
+          <w:t>11</w:t>
         </w:r>
         <w:r>
           <w:rPr>

--- a/Устав/_документы/СТ по ВНД.docx
+++ b/Устав/_документы/СТ по ВНД.docx
@@ -1277,7 +1277,7 @@
                 <w:sz w:val="28"/>
                 <w:szCs w:val="28"/>
               </w:rPr>
-              <w:t xml:space="preserve">2. На период временного отсутствия члена Управляющего совета (отпуск, болезнь, командировка и иные </w:t>
+              <w:t xml:space="preserve">2. На период временного отсутствия члена Управляющего совета (отпуск, болезнь, командировка и иные случаи), когда необходимо </w:t>
             </w:r>
             <w:r>
               <w:rPr>
@@ -1287,7 +1287,7 @@
                 <w:szCs w:val="28"/>
               </w:rPr>
               <w:lastRenderedPageBreak/>
-              <w:t xml:space="preserve">случаи), когда необходимо исполнение его обязанностей, их исполняет другой член Управляющего совета </w:t>
+              <w:t xml:space="preserve">исполнение его обязанностей, их исполняет другой член Управляющего совета </w:t>
             </w:r>
             <w:r>
               <w:rPr>
@@ -1382,7 +1382,7 @@
                 <w:sz w:val="28"/>
                 <w:szCs w:val="28"/>
               </w:rPr>
-              <w:t xml:space="preserve">4. Работнику, в том числе члену Управляющего совета, исполняющему обязанности временно отсутствующего работника (члена Управляющего совета) без освобождения от своей основной работы, производится доплата в размере 30 процентов должностного </w:t>
+              <w:t xml:space="preserve">4. Работнику, в том числе члену Управляющего совета, исполняющему обязанности временно отсутствующего работника (члена Управляющего совета) без освобождения от своей основной работы, производится доплата в размере 30 процентов должностного оклада по основной работе. Доплата устанавливается приказом Главного </w:t>
             </w:r>
             <w:r>
               <w:rPr>
@@ -1392,7 +1392,16 @@
                 <w:szCs w:val="28"/>
               </w:rPr>
               <w:lastRenderedPageBreak/>
-              <w:t>оклада по основной работе. Доплата устанавливается приказом Главного исполнительного директора с указанием срока замещения и выплачивается за фактическое время замещения.</w:t>
+              <w:t xml:space="preserve">исполнительного директора с указанием срока замещения и </w:t>
+            </w:r>
+            <w:r>
+              <w:rPr>
+                <w:rFonts w:ascii="Times New Roman" w:hAnsi="Times New Roman" w:cs="Times New Roman"/>
+                <w:b/>
+                <w:sz w:val="28"/>
+                <w:szCs w:val="28"/>
+              </w:rPr>
+              <w:t>выплачивается за фактическое время замещения. Доплата не производится Главному исполнительному директору при исполнении им обязанностей Руководителя Проектного офиса для Центральной Азии по изменению климата и зеленой энергетике (Положение о Проектном офисе).</w:t>
             </w:r>
           </w:p>
         </w:tc>
@@ -1826,7 +1835,6 @@
                 <w:sz w:val="28"/>
                 <w:szCs w:val="28"/>
               </w:rPr>
-              <w:lastRenderedPageBreak/>
               <w:t>- Заместителю генерального директора по правовым вопросам</w:t>
             </w:r>
           </w:p>
@@ -1874,7 +1882,6 @@
                 <w:sz w:val="28"/>
                 <w:szCs w:val="28"/>
               </w:rPr>
-              <w:lastRenderedPageBreak/>
               <w:t>Раздел 11. … должен немедленно сообщить об этом:</w:t>
             </w:r>
           </w:p>
@@ -1894,7 +1901,6 @@
                 <w:sz w:val="28"/>
                 <w:szCs w:val="28"/>
               </w:rPr>
-              <w:lastRenderedPageBreak/>
               <w:t xml:space="preserve">- </w:t>
             </w:r>
             <w:r>
@@ -1951,7 +1957,6 @@
                 <w:sz w:val="28"/>
                 <w:szCs w:val="28"/>
               </w:rPr>
-              <w:lastRenderedPageBreak/>
               <w:t>То же</w:t>
             </w:r>
           </w:p>
@@ -2308,7 +2313,6 @@
                 <w:sz w:val="28"/>
                 <w:szCs w:val="28"/>
               </w:rPr>
-              <w:lastRenderedPageBreak/>
               <w:t>(d) Уведомление: Сотрудник Фонда обязан немедленно уведомить Директора по правовым вопросам Фонда о любых подозрительных действиях …</w:t>
             </w:r>
           </w:p>
@@ -2337,7 +2341,6 @@
                 <w:sz w:val="28"/>
                 <w:szCs w:val="28"/>
               </w:rPr>
-              <w:lastRenderedPageBreak/>
               <w:t xml:space="preserve">Раздел 6. (c) Мониторинг: ответственность за мониторинг осуществления политики возлагается на </w:t>
             </w:r>
             <w:r>
@@ -2347,17 +2350,7 @@
                 <w:sz w:val="28"/>
                 <w:szCs w:val="28"/>
               </w:rPr>
-              <w:t xml:space="preserve">ответственное лицо по вопросам соблюдения нормативных требований (комплаенс), назначаемое </w:t>
-            </w:r>
-            <w:r>
-              <w:rPr>
-                <w:rFonts w:ascii="Times New Roman" w:hAnsi="Times New Roman" w:cs="Times New Roman"/>
-                <w:b/>
-                <w:sz w:val="28"/>
-                <w:szCs w:val="28"/>
-              </w:rPr>
-              <w:lastRenderedPageBreak/>
-              <w:t>приказом Главного исполнительного директора</w:t>
+              <w:t>ответственное лицо по вопросам соблюдения нормативных требований (комплаенс), назначаемое приказом Главного исполнительного директора</w:t>
             </w:r>
             <w:r>
               <w:rPr>
@@ -2429,7 +2422,6 @@
                 <w:sz w:val="28"/>
                 <w:szCs w:val="28"/>
               </w:rPr>
-              <w:lastRenderedPageBreak/>
               <w:t>Должности Директора по правовым вопросам в структуре Фонда нет</w:t>
             </w:r>
           </w:p>
@@ -2762,16 +2754,7 @@
                 <w:sz w:val="28"/>
                 <w:szCs w:val="28"/>
               </w:rPr>
-              <w:t xml:space="preserve">Раздел 4.1. Не подлежат опубликованию внутренние приказы и резолюции Фонда, материалы собраний Совета </w:t>
-            </w:r>
-            <w:r>
-              <w:rPr>
-                <w:rFonts w:ascii="Times New Roman" w:hAnsi="Times New Roman" w:cs="Times New Roman"/>
-                <w:sz w:val="28"/>
-                <w:szCs w:val="28"/>
-              </w:rPr>
-              <w:lastRenderedPageBreak/>
-              <w:t>правления и Попечительского совета Фонда, которые считаются конфиденциальными.</w:t>
+              <w:t>Раздел 4.1. Не подлежат опубликованию внутренние приказы и резолюции Фонда, материалы собраний Совета правления и Попечительского совета Фонда, которые считаются конфиденциальными.</w:t>
             </w:r>
           </w:p>
         </w:tc>
@@ -2799,7 +2782,6 @@
                 <w:sz w:val="28"/>
                 <w:szCs w:val="28"/>
               </w:rPr>
-              <w:lastRenderedPageBreak/>
               <w:t xml:space="preserve">Раздел 4.1. Не подлежат опубликованию внутренние приказы и резолюции Фонда, материалы </w:t>
             </w:r>
             <w:r>
@@ -2817,16 +2799,7 @@
                 <w:sz w:val="28"/>
                 <w:szCs w:val="28"/>
               </w:rPr>
-              <w:t xml:space="preserve"> и </w:t>
-            </w:r>
-            <w:r>
-              <w:rPr>
-                <w:rFonts w:ascii="Times New Roman" w:hAnsi="Times New Roman" w:cs="Times New Roman"/>
-                <w:sz w:val="28"/>
-                <w:szCs w:val="28"/>
-              </w:rPr>
-              <w:lastRenderedPageBreak/>
-              <w:t>Попечительского совета Фонда, которые считаются конфиденциальными.</w:t>
+              <w:t xml:space="preserve"> и Попечительского совета Фонда, которые считаются конфиденциальными.</w:t>
             </w:r>
           </w:p>
         </w:tc>
@@ -2854,7 +2827,6 @@
                 <w:sz w:val="28"/>
                 <w:szCs w:val="28"/>
               </w:rPr>
-              <w:lastRenderedPageBreak/>
               <w:t>Органа «Совет правления» в Фонде нет</w:t>
             </w:r>
           </w:p>
@@ -3225,16 +3197,7 @@
                 <w:sz w:val="28"/>
                 <w:szCs w:val="28"/>
               </w:rPr>
-              <w:t xml:space="preserve">Все изменения и дополнения к Политике утверждаются Попечительским Советом Фонда и публикуются на официальном </w:t>
-            </w:r>
-            <w:r>
-              <w:rPr>
-                <w:rFonts w:ascii="Times New Roman" w:hAnsi="Times New Roman" w:cs="Times New Roman"/>
-                <w:sz w:val="28"/>
-                <w:szCs w:val="28"/>
-              </w:rPr>
-              <w:lastRenderedPageBreak/>
-              <w:t>сайте Фонда для всеобщего доступа.</w:t>
+              <w:t>Все изменения и дополнения к Политике утверждаются Попечительским Советом Фонда и публикуются на официальном сайте Фонда для всеобщего доступа.</w:t>
             </w:r>
           </w:p>
         </w:tc>
@@ -3262,7 +3225,6 @@
                 <w:sz w:val="28"/>
                 <w:szCs w:val="28"/>
               </w:rPr>
-              <w:lastRenderedPageBreak/>
               <w:t xml:space="preserve">Заключительные положения. Настоящая Политика разработана </w:t>
             </w:r>
             <w:r>
@@ -3344,17 +3306,7 @@
                 <w:sz w:val="28"/>
                 <w:szCs w:val="28"/>
               </w:rPr>
-              <w:t xml:space="preserve">с уведомлением Верховного попечителя в порядке пункта 3.11 </w:t>
-            </w:r>
-            <w:r>
-              <w:rPr>
-                <w:rFonts w:ascii="Times New Roman" w:hAnsi="Times New Roman" w:cs="Times New Roman"/>
-                <w:b/>
-                <w:sz w:val="28"/>
-                <w:szCs w:val="28"/>
-              </w:rPr>
-              <w:lastRenderedPageBreak/>
-              <w:t>Положения Фонда</w:t>
+              <w:t>с уведомлением Верховного попечителя в порядке пункта 3.11 Положения Фонда</w:t>
             </w:r>
             <w:r>
               <w:rPr>
@@ -3390,7 +3342,6 @@
                 <w:sz w:val="28"/>
                 <w:szCs w:val="28"/>
               </w:rPr>
-              <w:lastRenderedPageBreak/>
               <w:t>Пункты 8.7 и 3.11 Положения ЦАКФ (в редакции проекта изменений)</w:t>
             </w:r>
           </w:p>
@@ -3785,17 +3736,7 @@
                 <w:sz w:val="28"/>
                 <w:szCs w:val="28"/>
               </w:rPr>
-              <w:t xml:space="preserve">9-1. Закупка основных средств стоимостью свыше восьмитысячекратного размера месячного расчетного показателя, установленного на соответствующий финансовый год, осуществляется по решению Управляющего совета с уведомлением Верховного </w:t>
-            </w:r>
-            <w:r>
-              <w:rPr>
-                <w:rFonts w:ascii="Times New Roman" w:hAnsi="Times New Roman" w:cs="Times New Roman"/>
-                <w:b/>
-                <w:sz w:val="28"/>
-                <w:szCs w:val="28"/>
-              </w:rPr>
-              <w:lastRenderedPageBreak/>
-              <w:t>попечителя в соответствии с подпунктом а) пункта 14.1 и пунктом 3.11 Положения Фонда.</w:t>
+              <w:t>9-1. Закупка основных средств стоимостью свыше восьмитысячекратного размера месячного расчетного показателя, установленного на соответствующий финансовый год, осуществляется по решению Управляющего совета с уведомлением Верховного попечителя в соответствии с подпунктом а) пункта 14.1 и пунктом 3.11 Положения Фонда.</w:t>
             </w:r>
           </w:p>
         </w:tc>
@@ -3823,7 +3764,6 @@
                 <w:sz w:val="28"/>
                 <w:szCs w:val="28"/>
               </w:rPr>
-              <w:lastRenderedPageBreak/>
               <w:t>Подпункт а) пункта 14.1 и пункт 3.11 Положения ЦАКФ (в редакции проекта изменений)</w:t>
             </w:r>
           </w:p>
@@ -4029,16 +3969,7 @@
                 <w:sz w:val="28"/>
                 <w:szCs w:val="28"/>
               </w:rPr>
-              <w:t xml:space="preserve">В случае, когда закупка способом конкурса в стоимостном выражении превышает восьми тысячекратный размер месячного расчетного показателя, установленного на соответствующий финансовый год, при этом решающим условием </w:t>
-            </w:r>
-            <w:r>
-              <w:rPr>
-                <w:rFonts w:ascii="Times New Roman" w:hAnsi="Times New Roman" w:cs="Times New Roman"/>
-                <w:sz w:val="28"/>
-                <w:szCs w:val="28"/>
-              </w:rPr>
-              <w:lastRenderedPageBreak/>
-              <w:t>является цена, то Председателем Конкурсной комиссии является член Попечительского совета Фонда.</w:t>
+              <w:t>В случае, когда закупка способом конкурса в стоимостном выражении превышает восьми тысячекратный размер месячного расчетного показателя, установленного на соответствующий финансовый год, при этом решающим условием является цена, то Председателем Конкурсной комиссии является член Попечительского совета Фонда.</w:t>
             </w:r>
           </w:p>
         </w:tc>
@@ -4064,7 +3995,6 @@
                 <w:sz w:val="28"/>
                 <w:szCs w:val="28"/>
               </w:rPr>
-              <w:lastRenderedPageBreak/>
               <w:t>Второй абзац пункта 21 исключить.</w:t>
             </w:r>
           </w:p>
@@ -4251,7 +4181,7 @@
             <w:rStyle w:val="a8"/>
             <w:noProof/>
           </w:rPr>
-          <w:t>11</w:t>
+          <w:t>4</w:t>
         </w:r>
         <w:r>
           <w:rPr>
